--- a/Bao_cao_thuc_hien.docx
+++ b/Bao_cao_thuc_hien.docx
@@ -46,7 +46,7 @@
         <w:pStyle w:val="H1S"/>
       </w:pPr>
       <w:r>
-        <w:t>BƯớC 1 — Chuẩn bị hạ tầng (3 key)</w:t>
+        <w:t>PHẦN A — Chuẩn bị hạ tầng (3 key)</w:t>
       </w:r>
     </w:p>
     <w:p>
@@ -822,7 +822,7 @@
         <w:pStyle w:val="H1S"/>
       </w:pPr>
       <w:r>
-        <w:t>BƯỚC 2 — Dựng khung backend, nối Supabase</w:t>
+        <w:t>PHẦN A (tiếp) — Khung backend ban đầu</w:t>
       </w:r>
     </w:p>
     <w:p>
@@ -1556,6 +1556,893 @@
     <w:p>
       <w:bookmarkStart w:id="0" w:name="_GoBack"/>
       <w:bookmarkEnd w:id="0"/>
+    </w:p>
+    <w:p>
+      <w:pPr>
+        <w:pStyle w:val="H1S"/>
+      </w:pPr>
+      <w:r>
+        <w:t>PHẦN B — NHẬT KÝ THỰC HIỆN</w:t>
+      </w:r>
+    </w:p>
+    <w:p>
+      <w:pPr>
+        <w:pStyle w:val="H1S"/>
+      </w:pPr>
+      <w:r>
+        <w:t>BƯỚC 0 — Dọn bảo mật, khởi tạo repo</w:t>
+      </w:r>
+    </w:p>
+    <w:p>
+      <w:pPr>
+        <w:pStyle w:val="2"/>
+      </w:pPr>
+      <w:r>
+        <w:t>Mục tiêu</w:t>
+      </w:r>
+    </w:p>
+    <w:p>
+      <w:r>
+        <w:t>Dọn sạch các file nhạy cảm và rác trước khi khởi tạo Git, đảm bảo lần commit đầu tiên không lọt khoá bí mật.</w:t>
+      </w:r>
+    </w:p>
+    <w:p>
+      <w:pPr>
+        <w:pStyle w:val="2"/>
+      </w:pPr>
+      <w:r>
+        <w:t>Đã dọn những gì</w:t>
+      </w:r>
+    </w:p>
+    <w:p>
+      <w:r>
+        <w:t>• Đổi tên file service account Firebase thành backend/service-account.json (đúng đường dẫn FIREBASE_SA_PATH mặc định trong application.yml).</w:t>
+      </w:r>
+    </w:p>
+    <w:p>
+      <w:r>
+        <w:t>• Chuyển google-services.json từ thư mục gốc về đúng vị trí app/android/app/google-services.json.</w:t>
+      </w:r>
+    </w:p>
+    <w:p>
+      <w:r>
+        <w:t>• Bổ sung .gitignore: *adminsdk*.json, database.txt, report_assets/.</w:t>
+      </w:r>
+    </w:p>
+    <w:p>
+      <w:r>
+        <w:t>• Xoá cây thư mục rác sinh do lệnh tạo thư mục bị lỗi.</w:t>
+      </w:r>
+    </w:p>
+    <w:p>
+      <w:r>
+        <w:t>• git init và tạo commit đầu tiên; xác nhận mọi file bí mật đều nằm trong vùng ignored.</w:t>
+      </w:r>
+    </w:p>
+    <w:p>
+      <w:pPr>
+        <w:pStyle w:val="2"/>
+      </w:pPr>
+      <w:r>
+        <w:t>Vì sao phải đổi tên file service account</w:t>
+      </w:r>
+    </w:p>
+    <w:p>
+      <w:r>
+        <w:t>File gốc tên notify-demo-...-adminsdk-...json. Trong .gitignore chỉ có dòng "service-account.json", là so khớp theo ĐÚNG TÊN file nên không bắt được tên thật của khoá.</w:t>
+      </w:r>
+    </w:p>
+    <w:p>
+      <w:r>
+        <w:rPr>
+          <w:b/>
+          <w:color w:val="C0392B"/>
+        </w:rPr>
+        <w:t>BUG: File private key service account đặt tên notify-demo-*-adminsdk-*.json KHÔNG khớp pattern .gitignore "service-account.json" -&gt; nếu git init ngay thì khoá thật sẽ bị commit và lộ.</w:t>
+      </w:r>
+    </w:p>
+    <w:p>
+      <w:r>
+        <w:t>Khắc phục: đổi tên về service-account.json (đã có sẵn trong .gitignore) và thêm pattern phòng hờ *adminsdk*.json cho mọi khoá tải về sau này.</w:t>
+      </w:r>
+    </w:p>
+    <w:p>
+      <w:pPr>
+        <w:pStyle w:val="2"/>
+      </w:pPr>
+      <w:r>
+        <w:t>Bug thư mục rác do PowerShell không brace-expand</w:t>
+      </w:r>
+    </w:p>
+    <w:p>
+      <w:r>
+        <w:rPr>
+          <w:b/>
+          <w:color w:val="C0392B"/>
+        </w:rPr>
+        <w:t>BUG: Lệnh kiểu "mkdir -p {diagrams,backend/src/...}" chạy trong PowerShell không được khai triển dấu ngoặc nhọn như Bash, nên cả chuỗi "{diagrams,backend/.../notify-on-transaction}" bị coi là MỘT tên thư mục -&gt; tạo ra cây thư mục rỗng tên rác lồng nhau.</w:t>
+      </w:r>
+    </w:p>
+    <w:p>
+      <w:r>
+        <w:t>Khắc phục: đã xoá toàn bộ cây thư mục rác này; cấu trúc thật của repo không bị ảnh hưởng.</w:t>
+      </w:r>
+    </w:p>
+    <w:p>
+      <w:pPr>
+        <w:pStyle w:val="2"/>
+      </w:pPr>
+      <w:r>
+        <w:t>Kết quả kiểm tra</w:t>
+      </w:r>
+    </w:p>
+    <w:p>
+      <w:r>
+        <w:t>• git status --ignored xác nhận backend/service-account.json, app/android/ (chứa google-services.json) và database.txt đều thuộc vùng ignored.</w:t>
+      </w:r>
+    </w:p>
+    <w:p>
+      <w:r>
+        <w:t>• Không còn file lạ nào nằm ngoài vùng ignored; không có khoá bí mật nào được track.</w:t>
+      </w:r>
+    </w:p>
+    <w:p>
+      <w:pPr>
+        <w:pStyle w:val="H1S"/>
+      </w:pPr>
+      <w:r>
+        <w:t>BƯỚC 1 — Nối Supabase, backend khởi động</w:t>
+      </w:r>
+    </w:p>
+    <w:p>
+      <w:pPr>
+        <w:pStyle w:val="2"/>
+      </w:pPr>
+      <w:r>
+        <w:t>Mục tiêu</w:t>
+      </w:r>
+    </w:p>
+    <w:p>
+      <w:r>
+        <w:t>Cấu hình backend nối vào Supabase qua Session pooler và khởi động thành công, chỉ chỉnh application.yml + .env (không sửa logic Java).</w:t>
+      </w:r>
+    </w:p>
+    <w:p>
+      <w:pPr>
+        <w:pStyle w:val="2"/>
+      </w:pPr>
+      <w:r>
+        <w:t>Vì sao BỎ giá trị default localhost (chống "lỗi câm")</w:t>
+      </w:r>
+    </w:p>
+    <w:p>
+      <w:r>
+        <w:t>Trước đây datasource khai dạng ${DB_URL:jdbc:postgresql://localhost:5432/notify_demo}. Nếu quên nạp biến môi trường, Spring sẽ ÂM THẦM rơi về localhost và "chạy được" trên một DB sai/không tồn tại — lỗi rất khó phát hiện vì ứng dụng không báo gì.</w:t>
+      </w:r>
+    </w:p>
+    <w:p>
+      <w:r>
+        <w:t>• Đã đổi thành ${DB_URL}, ${DB_USER}, ${DB_PASSWORD} — KHÔNG còn default.</w:t>
+      </w:r>
+    </w:p>
+    <w:p>
+      <w:r>
+        <w:t>• Thiếu biến môi trường thì app fail-fast ngay khi khởi động, thay vì chạy nhầm DB.</w:t>
+      </w:r>
+    </w:p>
+    <w:p>
+      <w:pPr>
+        <w:pStyle w:val="2"/>
+      </w:pPr>
+      <w:r>
+        <w:t>Vì sao maximum-pool-size = 4</w:t>
+      </w:r>
+    </w:p>
+    <w:p>
+      <w:r>
+        <w:t>• Supabase free tier giới hạn số kết nối đồng thời rất thấp; pool lớn sẽ làm cạn slot kết nối của cả project.</w:t>
+      </w:r>
+    </w:p>
+    <w:p>
+      <w:r>
+        <w:t>• Bài học pool overflow: pool mặc định (10) dễ vượt hạn mức pooler -&gt; kết nối bị từ chối, request treo. Giữ pool nhỏ (4) đủ cho demo và an toàn với hạn mức.</w:t>
+      </w:r>
+    </w:p>
+    <w:p>
+      <w:pPr>
+        <w:pStyle w:val="2"/>
+      </w:pPr>
+      <w:r>
+        <w:t>Vì sao Session pooler (5432) chứ không phải Transaction pooler (6543)</w:t>
+      </w:r>
+    </w:p>
+    <w:p>
+      <w:r>
+        <w:t>• JDBC/Hibernate dùng PREPARED STATEMENT có tên (S_1, S_2...). Transaction pooler (port 6543) ghép nhiều client trên một kết nối theo từng transaction, KHÔNG giữ trạng thái session -&gt; prepared statement vỡ.</w:t>
+      </w:r>
+    </w:p>
+    <w:p>
+      <w:r>
+        <w:t>• Session pooler (port 5432) cấp một session riêng cho mỗi kết nối, giữ nguyên trạng thái -&gt; Hibernate chạy bình thường. Vì vậy DB_URL trỏ cổng 5432, user dạng postgres.&lt;project-ref&gt;.</w:t>
+      </w:r>
+    </w:p>
+    <w:p>
+      <w:pPr>
+        <w:pStyle w:val="2"/>
+      </w:pPr>
+      <w:r>
+        <w:t>Bảng chẩn đoán lỗi DB (tham chiếu nhanh)</w:t>
+      </w:r>
+    </w:p>
+    <w:p>
+      <w:r>
+        <w:t>• UnknownHost / không phân giải được host -&gt; đang nhầm sang Direct connection (db.&lt;ref&gt;.supabase.co) thay vì host pooler aws-1-...pooler.supabase.com.</w:t>
+      </w:r>
+    </w:p>
+    <w:p>
+      <w:r>
+        <w:t>• password authentication failed -&gt; DB_USER thiếu hậu tố project-ref (phải là postgres.&lt;project-ref&gt;, không phải postgres trơn).</w:t>
+      </w:r>
+    </w:p>
+    <w:p>
+      <w:r>
+        <w:t>• ERROR: prepared statement "S_1" already exists -&gt; đang nối nhầm Transaction pooler cổng 6543; đổi về Session pooler cổng 5432.</w:t>
+      </w:r>
+    </w:p>
+    <w:p>
+      <w:pPr>
+        <w:pStyle w:val="2"/>
+      </w:pPr>
+      <w:r>
+        <w:t>Lỗi THẬT gặp khi chạy</w:t>
+      </w:r>
+    </w:p>
+    <w:p>
+      <w:r>
+        <w:t>Kết nối DB qua Session pooler đạt ngay lần đầu (HikariPool Added connection + Start completed, Hibernate chạy DDL trên Supabase). Tuy nhiên app vẫn không khởi động được vì một lỗi khác:</w:t>
+      </w:r>
+    </w:p>
+    <w:p>
+      <w:r>
+        <w:rPr>
+          <w:b/>
+          <w:color w:val="C0392B"/>
+        </w:rPr>
+        <w:t>BUG: APPLICATION FAILED TO START — "Parameter 0 of constructor in com.demo.notify.service.EmailService required a bean of type 'org.springframework.mail.javamail.JavaMailSender' that could not be found."</w:t>
+      </w:r>
+    </w:p>
+    <w:p>
+      <w:r>
+        <w:t>Nguyên nhân: đã xoá block spring.mail nhưng EmailService.java vẫn inject cứng JavaMailSender; Spring Boot chỉ tạo bean JavaMailSender khi có spring.mail.host.</w:t>
+      </w:r>
+    </w:p>
+    <w:p>
+      <w:r>
+        <w:t>Cách sửa (không đụng Java): cấu hình lại spring.mail trỏ Brevo SMTP relay smtp-relay.brevo.com cổng 2525 (cổng SMTP thay thế, không bị chặn như 587/465/25), creds đặt trong backend/.env. Sau đó bean JavaMailSender được tạo, DI thoả, app start.</w:t>
+      </w:r>
+    </w:p>
+    <w:p>
+      <w:pPr>
+        <w:pStyle w:val="2"/>
+      </w:pPr>
+      <w:r>
+        <w:t>Kết quả nghiệm thu</w:t>
+      </w:r>
+    </w:p>
+    <w:p>
+      <w:r>
+        <w:t>• HikariPool-1 - Start completed.</w:t>
+      </w:r>
+    </w:p>
+    <w:p>
+      <w:r>
+        <w:t>• Tomcat started on port 8080.</w:t>
+      </w:r>
+    </w:p>
+    <w:p>
+      <w:r>
+        <w:t>• Started NotifyApplication in ~5 giây.</w:t>
+      </w:r>
+    </w:p>
+    <w:p>
+      <w:r>
+        <w:t>• GET /ping trả về HTTP 200, body "ok" (thêm PingController tối giản làm health-check — ngoại lệ Java duy nhất được phép ở bước này).</w:t>
+      </w:r>
+    </w:p>
+    <w:p>
+      <w:pPr>
+        <w:pStyle w:val="2"/>
+      </w:pPr>
+      <w:r>
+        <w:t>Lệnh chạy backend (PowerShell)</w:t>
+      </w:r>
+    </w:p>
+    <w:p>
+      <w:r>
+        <w:t>Vì secret (mật khẩu DB, creds Brevo) nằm trong backend/.env và KHÔNG commit, ta nạp chúng vào biến môi trường ngay trước khi chạy. Đoạn lệnh dưới đọc từng dòng .env và đặt thành biến môi trường của phiên PowerShell, sau đó khởi động Spring Boot:</w:t>
+      </w:r>
+    </w:p>
+    <w:p>
+      <w:r>
+        <w:rPr>
+          <w:rFonts w:ascii="Consolas" w:hAnsi="Consolas"/>
+          <w:sz w:val="20"/>
+        </w:rPr>
+        <w:t>cd e:\fpt_university\Semester8\PRM393\notification\backend</w:t>
+      </w:r>
+    </w:p>
+    <w:p>
+      <w:r>
+        <w:rPr>
+          <w:rFonts w:ascii="Consolas" w:hAnsi="Consolas"/>
+          <w:sz w:val="20"/>
+        </w:rPr>
+        <w:t>Get-Content .env | Where-Object { $_ -match '^\s*[^#].+=' } | ForEach-Object {</w:t>
+      </w:r>
+    </w:p>
+    <w:p>
+      <w:r>
+        <w:rPr>
+          <w:rFonts w:ascii="Consolas" w:hAnsi="Consolas"/>
+          <w:sz w:val="20"/>
+        </w:rPr>
+        <w:t xml:space="preserve">  $k, $v = $_ -split '=', 2</w:t>
+      </w:r>
+    </w:p>
+    <w:p>
+      <w:r>
+        <w:rPr>
+          <w:rFonts w:ascii="Consolas" w:hAnsi="Consolas"/>
+          <w:sz w:val="20"/>
+        </w:rPr>
+        <w:t xml:space="preserve">  Set-Item -Path "Env:$($k.Trim())" -Value $v.Trim()</w:t>
+      </w:r>
+    </w:p>
+    <w:p>
+      <w:r>
+        <w:rPr>
+          <w:rFonts w:ascii="Consolas" w:hAnsi="Consolas"/>
+          <w:sz w:val="20"/>
+        </w:rPr>
+        <w:t>}</w:t>
+      </w:r>
+    </w:p>
+    <w:p>
+      <w:r>
+        <w:rPr>
+          <w:rFonts w:ascii="Consolas" w:hAnsi="Consolas"/>
+          <w:sz w:val="20"/>
+        </w:rPr>
+        <w:t>mvn spring-boot:run</w:t>
+      </w:r>
+    </w:p>
+    <w:p>
+      <w:r>
+        <w:t>Giải thích từng phần để mọi người hiểu:</w:t>
+      </w:r>
+    </w:p>
+    <w:p>
+      <w:r>
+        <w:t>• Get-Content .env: đọc toàn bộ file .env thành từng dòng.</w:t>
+      </w:r>
+    </w:p>
+    <w:p>
+      <w:r>
+        <w:t>• Where-Object { $_ -match '^\s*[^#].+=' }: bỏ qua dòng trống và dòng chú thích (bắt đầu bằng #), chỉ giữ dòng dạng KEY=VALUE.</w:t>
+      </w:r>
+    </w:p>
+    <w:p>
+      <w:r>
+        <w:t>• $k, $v = $_ -split '=', 2: tách mỗi dòng thành tên biến ($k) và giá trị ($v); tham số 2 đảm bảo chỉ tách ở dấu = ĐẦU TIÊN, nên giá trị có chứa dấu = (vd chuỗi kết nối, key Brevo) vẫn nguyên vẹn.</w:t>
+      </w:r>
+    </w:p>
+    <w:p>
+      <w:r>
+        <w:t>• Set-Item -Path "Env:$($k.Trim())" -Value $v.Trim(): đặt biến môi trường tên $k giá trị $v (Trim để bỏ khoảng trắng thừa). Spring Boot tự ánh xạ DB_URL/DB_USER/... vào application.yml qua ${...}.</w:t>
+      </w:r>
+    </w:p>
+    <w:p>
+      <w:r>
+        <w:t>• mvn spring-boot:run: build và chạy ứng dụng; biến môi trường vừa nạp được Spring đọc lúc khởi động.</w:t>
+      </w:r>
+    </w:p>
+    <w:p>
+      <w:r>
+        <w:t>• Lưu ý: biến chỉ sống trong cửa sổ PowerShell hiện tại, đóng cửa sổ là mất — an toàn, không lưu secret ra đâu khác. Nhấn Ctrl+C để dừng backend cho Java thoát hẳn (tránh kẹt cổng 8080 lần sau).</w:t>
+      </w:r>
+    </w:p>
+    <w:p>
+      <w:pPr>
+        <w:jc w:val="center"/>
+      </w:pPr>
+      <w:r>
+        <w:drawing>
+          <wp:inline xmlns:a="http://schemas.openxmlformats.org/drawingml/2006/main" xmlns:pic="http://schemas.openxmlformats.org/drawingml/2006/picture">
+            <wp:extent cx="5400000" cy="3556908"/>
+            <wp:docPr id="10" name="Picture 10"/>
+            <wp:cNvGraphicFramePr>
+              <a:graphicFrameLocks noChangeAspect="1"/>
+            </wp:cNvGraphicFramePr>
+            <a:graphic>
+              <a:graphicData uri="http://schemas.openxmlformats.org/drawingml/2006/picture">
+                <pic:pic>
+                  <pic:nvPicPr>
+                    <pic:cNvPr id="0" name="Screenshot 2026-06-11 174346.png"/>
+                    <pic:cNvPicPr/>
+                  </pic:nvPicPr>
+                  <pic:blipFill>
+                    <a:blip r:embed="rId16"/>
+                    <a:stretch>
+                      <a:fillRect/>
+                    </a:stretch>
+                  </pic:blipFill>
+                  <pic:spPr>
+                    <a:xfrm>
+                      <a:off x="0" y="0"/>
+                      <a:ext cx="5400000" cy="3556908"/>
+                    </a:xfrm>
+                    <a:prstGeom prst="rect"/>
+                  </pic:spPr>
+                </pic:pic>
+              </a:graphicData>
+            </a:graphic>
+          </wp:inline>
+        </w:drawing>
+      </w:r>
+    </w:p>
+    <w:p>
+      <w:pPr>
+        <w:jc w:val="center"/>
+      </w:pPr>
+      <w:r>
+        <w:drawing>
+          <wp:inline xmlns:a="http://schemas.openxmlformats.org/drawingml/2006/main" xmlns:pic="http://schemas.openxmlformats.org/drawingml/2006/picture">
+            <wp:extent cx="5400000" cy="1947726"/>
+            <wp:docPr id="11" name="Picture 11"/>
+            <wp:cNvGraphicFramePr>
+              <a:graphicFrameLocks noChangeAspect="1"/>
+            </wp:cNvGraphicFramePr>
+            <a:graphic>
+              <a:graphicData uri="http://schemas.openxmlformats.org/drawingml/2006/picture">
+                <pic:pic>
+                  <pic:nvPicPr>
+                    <pic:cNvPr id="0" name="Screenshot 2026-06-11 174437.png"/>
+                    <pic:cNvPicPr/>
+                  </pic:nvPicPr>
+                  <pic:blipFill>
+                    <a:blip r:embed="rId17"/>
+                    <a:stretch>
+                      <a:fillRect/>
+                    </a:stretch>
+                  </pic:blipFill>
+                  <pic:spPr>
+                    <a:xfrm>
+                      <a:off x="0" y="0"/>
+                      <a:ext cx="5400000" cy="1947726"/>
+                    </a:xfrm>
+                    <a:prstGeom prst="rect"/>
+                  </pic:spPr>
+                </pic:pic>
+              </a:graphicData>
+            </a:graphic>
+          </wp:inline>
+        </w:drawing>
+      </w:r>
+    </w:p>
+    <w:p>
+      <w:pPr>
+        <w:pStyle w:val="H1S"/>
+      </w:pPr>
+      <w:r>
+        <w:t>BƯỚC 2 — Lớp dữ liệu: 4 bảng trên Supabase</w:t>
+      </w:r>
+    </w:p>
+    <w:p>
+      <w:pPr>
+        <w:pStyle w:val="2"/>
+      </w:pPr>
+      <w:r>
+        <w:t>Mục tiêu</w:t>
+      </w:r>
+    </w:p>
+    <w:p>
+      <w:r>
+        <w:t>Xác nhận 4 entity JPA (AppUser, UserToken, NotificationEntity, Transfer) được Hibernate sinh đúng thành 4 bảng trên Supabase, đúng cột và ràng buộc — không phải tự viết SQL tạo bảng.</w:t>
+      </w:r>
+    </w:p>
+    <w:p>
+      <w:pPr>
+        <w:pStyle w:val="2"/>
+      </w:pPr>
+      <w:r>
+        <w:t>Cách kiểm tra (SQL trên Supabase SQL Editor)</w:t>
+      </w:r>
+    </w:p>
+    <w:p>
+      <w:r>
+        <w:t>Dán các câu sau vào SQL Editor để soi metadata thật trong information_schema:</w:t>
+      </w:r>
+    </w:p>
+    <w:p>
+      <w:r>
+        <w:rPr>
+          <w:rFonts w:ascii="Consolas" w:hAnsi="Consolas"/>
+          <w:sz w:val="20"/>
+        </w:rPr>
+        <w:t>-- 1) 4 bảng có tồn tại trong schema public?</w:t>
+      </w:r>
+    </w:p>
+    <w:p>
+      <w:r>
+        <w:rPr>
+          <w:rFonts w:ascii="Consolas" w:hAnsi="Consolas"/>
+          <w:sz w:val="20"/>
+        </w:rPr>
+        <w:t>select table_name</w:t>
+      </w:r>
+    </w:p>
+    <w:p>
+      <w:r>
+        <w:rPr>
+          <w:rFonts w:ascii="Consolas" w:hAnsi="Consolas"/>
+          <w:sz w:val="20"/>
+        </w:rPr>
+        <w:t>from information_schema.tables</w:t>
+      </w:r>
+    </w:p>
+    <w:p>
+      <w:r>
+        <w:rPr>
+          <w:rFonts w:ascii="Consolas" w:hAnsi="Consolas"/>
+          <w:sz w:val="20"/>
+        </w:rPr>
+        <w:t>where table_schema = 'public'</w:t>
+      </w:r>
+    </w:p>
+    <w:p>
+      <w:r>
+        <w:rPr>
+          <w:rFonts w:ascii="Consolas" w:hAnsi="Consolas"/>
+          <w:sz w:val="20"/>
+        </w:rPr>
+        <w:t xml:space="preserve">  and table_name in ('users','user_tokens','notifications','transfers')</w:t>
+      </w:r>
+    </w:p>
+    <w:p>
+      <w:r>
+        <w:rPr>
+          <w:rFonts w:ascii="Consolas" w:hAnsi="Consolas"/>
+          <w:sz w:val="20"/>
+        </w:rPr>
+        <w:t>order by table_name;</w:t>
+      </w:r>
+    </w:p>
+    <w:p>
+      <w:r>
+        <w:rPr>
+          <w:rFonts w:ascii="Consolas" w:hAnsi="Consolas"/>
+          <w:sz w:val="20"/>
+        </w:rPr>
+      </w:r>
+    </w:p>
+    <w:p>
+      <w:r>
+        <w:rPr>
+          <w:rFonts w:ascii="Consolas" w:hAnsi="Consolas"/>
+          <w:sz w:val="20"/>
+        </w:rPr>
+        <w:t>-- 2) Cột + kiểu dữ liệu của từng bảng</w:t>
+      </w:r>
+    </w:p>
+    <w:p>
+      <w:r>
+        <w:rPr>
+          <w:rFonts w:ascii="Consolas" w:hAnsi="Consolas"/>
+          <w:sz w:val="20"/>
+        </w:rPr>
+        <w:t>select table_name, column_name, data_type, is_nullable</w:t>
+      </w:r>
+    </w:p>
+    <w:p>
+      <w:r>
+        <w:rPr>
+          <w:rFonts w:ascii="Consolas" w:hAnsi="Consolas"/>
+          <w:sz w:val="20"/>
+        </w:rPr>
+        <w:t>from information_schema.columns</w:t>
+      </w:r>
+    </w:p>
+    <w:p>
+      <w:r>
+        <w:rPr>
+          <w:rFonts w:ascii="Consolas" w:hAnsi="Consolas"/>
+          <w:sz w:val="20"/>
+        </w:rPr>
+        <w:t>where table_schema = 'public'</w:t>
+      </w:r>
+    </w:p>
+    <w:p>
+      <w:r>
+        <w:rPr>
+          <w:rFonts w:ascii="Consolas" w:hAnsi="Consolas"/>
+          <w:sz w:val="20"/>
+        </w:rPr>
+        <w:t xml:space="preserve">  and table_name in ('users','user_tokens','notifications','transfers')</w:t>
+      </w:r>
+    </w:p>
+    <w:p>
+      <w:r>
+        <w:rPr>
+          <w:rFonts w:ascii="Consolas" w:hAnsi="Consolas"/>
+          <w:sz w:val="20"/>
+        </w:rPr>
+        <w:t>order by table_name, ordinal_position;</w:t>
+      </w:r>
+    </w:p>
+    <w:p>
+      <w:r>
+        <w:rPr>
+          <w:rFonts w:ascii="Consolas" w:hAnsi="Consolas"/>
+          <w:sz w:val="20"/>
+        </w:rPr>
+      </w:r>
+    </w:p>
+    <w:p>
+      <w:r>
+        <w:rPr>
+          <w:rFonts w:ascii="Consolas" w:hAnsi="Consolas"/>
+          <w:sz w:val="20"/>
+        </w:rPr>
+        <w:t>-- 3) Ràng buộc khóa chính / unique (email, token)</w:t>
+      </w:r>
+    </w:p>
+    <w:p>
+      <w:r>
+        <w:rPr>
+          <w:rFonts w:ascii="Consolas" w:hAnsi="Consolas"/>
+          <w:sz w:val="20"/>
+        </w:rPr>
+        <w:t>select tc.table_name, tc.constraint_type, kcu.column_name</w:t>
+      </w:r>
+    </w:p>
+    <w:p>
+      <w:r>
+        <w:rPr>
+          <w:rFonts w:ascii="Consolas" w:hAnsi="Consolas"/>
+          <w:sz w:val="20"/>
+        </w:rPr>
+        <w:t>from information_schema.table_constraints tc</w:t>
+      </w:r>
+    </w:p>
+    <w:p>
+      <w:r>
+        <w:rPr>
+          <w:rFonts w:ascii="Consolas" w:hAnsi="Consolas"/>
+          <w:sz w:val="20"/>
+        </w:rPr>
+        <w:t>join information_schema.key_column_usage kcu</w:t>
+      </w:r>
+    </w:p>
+    <w:p>
+      <w:r>
+        <w:rPr>
+          <w:rFonts w:ascii="Consolas" w:hAnsi="Consolas"/>
+          <w:sz w:val="20"/>
+        </w:rPr>
+        <w:t xml:space="preserve">  on tc.constraint_name = kcu.constraint_name</w:t>
+      </w:r>
+    </w:p>
+    <w:p>
+      <w:r>
+        <w:rPr>
+          <w:rFonts w:ascii="Consolas" w:hAnsi="Consolas"/>
+          <w:sz w:val="20"/>
+        </w:rPr>
+        <w:t xml:space="preserve"> and tc.table_schema = kcu.table_schema</w:t>
+      </w:r>
+    </w:p>
+    <w:p>
+      <w:r>
+        <w:rPr>
+          <w:rFonts w:ascii="Consolas" w:hAnsi="Consolas"/>
+          <w:sz w:val="20"/>
+        </w:rPr>
+        <w:t>where tc.table_schema = 'public'</w:t>
+      </w:r>
+    </w:p>
+    <w:p>
+      <w:r>
+        <w:rPr>
+          <w:rFonts w:ascii="Consolas" w:hAnsi="Consolas"/>
+          <w:sz w:val="20"/>
+        </w:rPr>
+        <w:t xml:space="preserve">  and tc.table_name in ('users','user_tokens','notifications','transfers')</w:t>
+      </w:r>
+    </w:p>
+    <w:p>
+      <w:r>
+        <w:rPr>
+          <w:rFonts w:ascii="Consolas" w:hAnsi="Consolas"/>
+          <w:sz w:val="20"/>
+        </w:rPr>
+        <w:t xml:space="preserve">  and tc.constraint_type in ('PRIMARY KEY','UNIQUE')</w:t>
+      </w:r>
+    </w:p>
+    <w:p>
+      <w:r>
+        <w:rPr>
+          <w:rFonts w:ascii="Consolas" w:hAnsi="Consolas"/>
+          <w:sz w:val="20"/>
+        </w:rPr>
+        <w:t>order by tc.table_name, tc.constraint_type;</w:t>
+      </w:r>
+    </w:p>
+    <w:p>
+      <w:pPr>
+        <w:pStyle w:val="2"/>
+      </w:pPr>
+      <w:r>
+        <w:t>users — danh tính người dùng</w:t>
+      </w:r>
+    </w:p>
+    <w:p>
+      <w:r>
+        <w:t>• Cột: id (PK, identity), email (varchar, UNIQUE, NOT NULL), display_name (varchar).</w:t>
+      </w:r>
+    </w:p>
+    <w:p>
+      <w:r>
+        <w:t>• Vai trò: định danh chủ thể của mọi thông báo và giao dịch. Email là khóa nghiệp vụ để tra cứu user trong auth giả lập.</w:t>
+      </w:r>
+    </w:p>
+    <w:p>
+      <w:r>
+        <w:t>• Sinh từ entity AppUser; displayName -&gt; display_name (Hibernate đổi camelCase sang snake_case).</w:t>
+      </w:r>
+    </w:p>
+    <w:p>
+      <w:pPr>
+        <w:pStyle w:val="2"/>
+      </w:pPr>
+      <w:r>
+        <w:t>user_tokens — "gửi push tới MÁY NÀO"</w:t>
+      </w:r>
+    </w:p>
+    <w:p>
+      <w:r>
+        <w:t>• Cột: id (PK), user_id (int8), token (varchar, UNIQUE), device_info (varchar), created_at (timestamptz).</w:t>
+      </w:r>
+    </w:p>
+    <w:p>
+      <w:r>
+        <w:t>• Vai trò: trả lời đúng câu hỏi "đẩy thông báo tới thiết bị nào". MỘT user có N thiết bị, mỗi thiết bị một FCM token -&gt; quan hệ 1-N (một user_id ứng nhiều dòng token).</w:t>
+      </w:r>
+    </w:p>
+    <w:p>
+      <w:r>
+        <w:t>• token UNIQUE để mỗi máy chỉ có một bản ghi; login INSERT, onTokenRefresh UPDATE, logout/UNREGISTERED DELETE (vòng đời token).</w:t>
+      </w:r>
+    </w:p>
+    <w:p>
+      <w:r>
+        <w:t>• Khi gửi push cho 1 user: lấy mọi token theo user_id rồi fan-out tới từng máy.</w:t>
+      </w:r>
+    </w:p>
+    <w:p>
+      <w:pPr>
+        <w:pStyle w:val="2"/>
+      </w:pPr>
+      <w:r>
+        <w:t>notifications — "nguồn chân lý, ghi DB TRƯỚC khi push"</w:t>
+      </w:r>
+    </w:p>
+    <w:p>
+      <w:r>
+        <w:t>• Cột: id (PK), user_id (int8), title (varchar), body (varchar), type (varchar), created_at (timestamptz), read_at (timestamptz, nullable).</w:t>
+      </w:r>
+    </w:p>
+    <w:p>
+      <w:r>
+        <w:t>• Vai trò: là NGUỒN CHÂN LÝ của thông báo. Luồng chuẩn: ghi vào bảng này TRƯỚC, rồi mới push. Push chỉ là "kênh đánh thức" — có thể rớt (token chết, mất mạng, tắt quyền), nhưng lịch sử trong app đọc từ bảng này nên không bao giờ thiếu.</w:t>
+      </w:r>
+    </w:p>
+    <w:p>
+      <w:r>
+        <w:t>• read_at = null nghĩa là chưa đọc (chấm đỏ); type phân loại TRANSFER_IN / TRANSFER_OUT / PROMO.</w:t>
+      </w:r>
+    </w:p>
+    <w:p>
+      <w:pPr>
+        <w:pStyle w:val="2"/>
+      </w:pPr>
+      <w:r>
+        <w:t>transfers — cái cớ phát sự kiện (nghiệp vụ giả lập)</w:t>
+      </w:r>
+    </w:p>
+    <w:p>
+      <w:r>
+        <w:t>• Cột: id (PK), from_user_id (int8), to_user_id (int8), amount (int8), status (varchar), otp_code (varchar), otp_expires_at (timestamptz), created_at (timestamptz).</w:t>
+      </w:r>
+    </w:p>
+    <w:p>
+      <w:r>
+        <w:t>• Vai trò: nghiệp vụ chuyển tiền GIẢ LẬP — không ledger, không số dư thật. Chỉ tồn tại để phát ra "sự kiện cần thông báo" (OTP khi tạo, biến động số dư khi verify).</w:t>
+      </w:r>
+    </w:p>
+    <w:p>
+      <w:r>
+        <w:t>• status PENDING -&gt; SUCCESS; otp_code/otp_expires_at phục vụ bước xác thực (demo lưu thẳng OTP, thực tế phải hash).</w:t>
+      </w:r>
+    </w:p>
+    <w:p>
+      <w:pPr>
+        <w:pStyle w:val="2"/>
+      </w:pPr>
+      <w:r>
+        <w:t>Lưu ý vận hành</w:t>
+      </w:r>
+    </w:p>
+    <w:p>
+      <w:r>
+        <w:t>• ddl-auto=update CHỈ dùng cho demo (Hibernate tự tạo/chỉnh bảng cho nhanh). Production phải dùng migration có kiểm soát (Flyway/Liquibase) để thay đổi schema an toàn, có lịch sử và rollback.</w:t>
+      </w:r>
+    </w:p>
+    <w:p>
+      <w:pPr>
+        <w:pStyle w:val="2"/>
+      </w:pPr>
+      <w:r>
+        <w:t>Kết quả xác nhận</w:t>
+      </w:r>
+    </w:p>
+    <w:p>
+      <w:r>
+        <w:t>• Cả 4 bảng users, user_tokens, notifications, transfers đều xuất hiện trên Supabase (Schema Visualizer), đúng cột và đúng ràng buộc UNIQUE (email, token), khóa chính identity int8.</w:t>
+      </w:r>
+    </w:p>
+    <w:p>
+      <w:r>
+        <w:t>• Mapping entity -&gt; bảng khớp 100%, KHÔNG phát sinh lỗi mapping nên không cần sửa code Java.</w:t>
+      </w:r>
+    </w:p>
+    <w:p>
+      <w:pPr>
+        <w:jc w:val="center"/>
+      </w:pPr>
+      <w:r>
+        <w:drawing>
+          <wp:inline xmlns:a="http://schemas.openxmlformats.org/drawingml/2006/main" xmlns:pic="http://schemas.openxmlformats.org/drawingml/2006/picture">
+            <wp:extent cx="5400000" cy="3358811"/>
+            <wp:docPr id="12" name="Picture 12"/>
+            <wp:cNvGraphicFramePr>
+              <a:graphicFrameLocks noChangeAspect="1"/>
+            </wp:cNvGraphicFramePr>
+            <a:graphic>
+              <a:graphicData uri="http://schemas.openxmlformats.org/drawingml/2006/picture">
+                <pic:pic>
+                  <pic:nvPicPr>
+                    <pic:cNvPr id="0" name="Screenshot 2026-06-11 175035.png"/>
+                    <pic:cNvPicPr/>
+                  </pic:nvPicPr>
+                  <pic:blipFill>
+                    <a:blip r:embed="rId18"/>
+                    <a:stretch>
+                      <a:fillRect/>
+                    </a:stretch>
+                  </pic:blipFill>
+                  <pic:spPr>
+                    <a:xfrm>
+                      <a:off x="0" y="0"/>
+                      <a:ext cx="5400000" cy="3358811"/>
+                    </a:xfrm>
+                    <a:prstGeom prst="rect"/>
+                  </pic:spPr>
+                </pic:pic>
+              </a:graphicData>
+            </a:graphic>
+          </wp:inline>
+        </w:drawing>
+      </w:r>
     </w:p>
     <w:sectPr>
       <w:footerReference w:type="default" r:id="rId15"/>

--- a/Bao_cao_thuc_hien.docx
+++ b/Bao_cao_thuc_hien.docx
@@ -4,7 +4,7 @@
   <w:body>
     <w:p>
       <w:pPr>
-        <w:pStyle w:val="TitleS"/>
+        <w:pStyle w:val="11"/>
       </w:pPr>
       <w:r>
         <w:t>BÁO CÁO THỰC HIỆN</w:t>
@@ -12,7 +12,7 @@
     </w:p>
     <w:p>
       <w:pPr>
-        <w:pStyle w:val="SubS"/>
+        <w:pStyle w:val="10"/>
       </w:pPr>
       <w:r>
         <w:t>Notification Service — từ sự kiện tới điện thoại</w:t>
@@ -43,7 +43,7 @@
     </w:p>
     <w:p>
       <w:pPr>
-        <w:pStyle w:val="H1S"/>
+        <w:pStyle w:val="2"/>
       </w:pPr>
       <w:r>
         <w:t>PHẦN A — Chuẩn bị hạ tầng (3 key)</w:t>
@@ -51,7 +51,7 @@
     </w:p>
     <w:p>
       <w:pPr>
-        <w:pStyle w:val="2"/>
+        <w:pStyle w:val="3"/>
       </w:pPr>
       <w:r>
         <w:t>Việc 1 · Firebase — chỉ để lấy FCM (~10 phút)</w:t>
@@ -59,7 +59,7 @@
     </w:p>
     <w:p>
       <w:pPr>
-        <w:pStyle w:val="7"/>
+        <w:pStyle w:val="8"/>
         <w:keepNext w:val="0"/>
         <w:keepLines w:val="0"/>
         <w:widowControl/>
@@ -72,7 +72,7 @@
       </w:r>
       <w:r>
         <w:rPr>
-          <w:rStyle w:val="6"/>
+          <w:rStyle w:val="7"/>
         </w:rPr>
         <w:t>console.firebase.google.com</w:t>
       </w:r>
@@ -81,7 +81,7 @@
       </w:r>
       <w:r>
         <w:rPr>
-          <w:rStyle w:val="6"/>
+          <w:rStyle w:val="7"/>
         </w:rPr>
         <w:t>notify-demo</w:t>
       </w:r>
@@ -90,7 +90,7 @@
       </w:r>
       <w:r>
         <w:rPr>
-          <w:rStyle w:val="8"/>
+          <w:rStyle w:val="9"/>
         </w:rPr>
         <w:t>tắt Google Analytics</w:t>
       </w:r>
@@ -116,7 +116,7 @@
       </w:r>
       <w:r>
         <w:rPr>
-          <w:rStyle w:val="8"/>
+          <w:rStyle w:val="9"/>
         </w:rPr>
         <w:t>Service accounts</w:t>
       </w:r>
@@ -125,7 +125,7 @@
       </w:r>
       <w:r>
         <w:rPr>
-          <w:rStyle w:val="8"/>
+          <w:rStyle w:val="9"/>
         </w:rPr>
         <w:t>tuyệt đối không commit</w:t>
       </w:r>
@@ -134,7 +134,7 @@
       </w:r>
       <w:r>
         <w:rPr>
-          <w:rStyle w:val="6"/>
+          <w:rStyle w:val="7"/>
         </w:rPr>
         <w:t>.env</w:t>
       </w:r>
@@ -160,7 +160,7 @@
       </w:r>
       <w:r>
         <w:rPr>
-          <w:rStyle w:val="8"/>
+          <w:rStyle w:val="9"/>
         </w:rPr>
         <w:t>General</w:t>
       </w:r>
@@ -169,7 +169,7 @@
       </w:r>
       <w:r>
         <w:rPr>
-          <w:rStyle w:val="8"/>
+          <w:rStyle w:val="9"/>
         </w:rPr>
         <w:t>Android</w:t>
       </w:r>
@@ -178,7 +178,7 @@
       </w:r>
       <w:r>
         <w:rPr>
-          <w:rStyle w:val="8"/>
+          <w:rStyle w:val="9"/>
         </w:rPr>
         <w:t>ghi nhớ nó</w:t>
       </w:r>
@@ -187,7 +187,7 @@
       </w:r>
       <w:r>
         <w:rPr>
-          <w:rStyle w:val="6"/>
+          <w:rStyle w:val="7"/>
         </w:rPr>
         <w:t>com.fego.notifydemo</w:t>
       </w:r>
@@ -196,7 +196,7 @@
       </w:r>
       <w:r>
         <w:rPr>
-          <w:rStyle w:val="6"/>
+          <w:rStyle w:val="7"/>
         </w:rPr>
         <w:t>google-services.json</w:t>
       </w:r>
@@ -228,7 +228,7 @@
                     </pic:cNvPicPr>
                   </pic:nvPicPr>
                   <pic:blipFill>
-                    <a:blip r:embed="rId4"/>
+                    <a:blip r:embed="rId7"/>
                     <a:stretch>
                       <a:fillRect/>
                     </a:stretch>
@@ -278,7 +278,7 @@
                     </pic:cNvPicPr>
                   </pic:nvPicPr>
                   <pic:blipFill>
-                    <a:blip r:embed="rId5"/>
+                    <a:blip r:embed="rId8"/>
                     <a:stretch>
                       <a:fillRect/>
                     </a:stretch>
@@ -328,7 +328,7 @@
                     </pic:cNvPicPr>
                   </pic:nvPicPr>
                   <pic:blipFill>
-                    <a:blip r:embed="rId6"/>
+                    <a:blip r:embed="rId9"/>
                     <a:stretch>
                       <a:fillRect/>
                     </a:stretch>
@@ -373,223 +373,6 @@
                 <pic:pic xmlns:pic="http://schemas.openxmlformats.org/drawingml/2006/picture">
                   <pic:nvPicPr>
                     <pic:cNvPr id="4" name="Picture 4"/>
-                    <pic:cNvPicPr>
-                      <a:picLocks noChangeAspect="1"/>
-                    </pic:cNvPicPr>
-                  </pic:nvPicPr>
-                  <pic:blipFill>
-                    <a:blip r:embed="rId7"/>
-                    <a:stretch>
-                      <a:fillRect/>
-                    </a:stretch>
-                  </pic:blipFill>
-                  <pic:spPr>
-                    <a:xfrm>
-                      <a:off x="0" y="0"/>
-                      <a:ext cx="5261610" cy="3286125"/>
-                    </a:xfrm>
-                    <a:prstGeom prst="rect">
-                      <a:avLst/>
-                    </a:prstGeom>
-                    <a:noFill/>
-                    <a:ln>
-                      <a:noFill/>
-                    </a:ln>
-                  </pic:spPr>
-                </pic:pic>
-              </a:graphicData>
-            </a:graphic>
-          </wp:inline>
-        </w:drawing>
-      </w:r>
-    </w:p>
-    <w:p/>
-    <w:p>
-      <w:pPr>
-        <w:spacing w:before="120" w:after="240"/>
-        <w:jc w:val="center"/>
-      </w:pPr>
-      <w:r>
-        <w:drawing>
-          <wp:inline distT="0" distB="0" distL="114300" distR="114300">
-            <wp:extent cx="5261610" cy="3031490"/>
-            <wp:effectExtent l="0" t="0" r="11430" b="1270"/>
-            <wp:docPr id="5" name="Picture 5"/>
-            <wp:cNvGraphicFramePr>
-              <a:graphicFrameLocks xmlns:a="http://schemas.openxmlformats.org/drawingml/2006/main" noChangeAspect="1"/>
-            </wp:cNvGraphicFramePr>
-            <a:graphic xmlns:a="http://schemas.openxmlformats.org/drawingml/2006/main">
-              <a:graphicData uri="http://schemas.openxmlformats.org/drawingml/2006/picture">
-                <pic:pic xmlns:pic="http://schemas.openxmlformats.org/drawingml/2006/picture">
-                  <pic:nvPicPr>
-                    <pic:cNvPr id="5" name="Picture 5"/>
-                    <pic:cNvPicPr>
-                      <a:picLocks noChangeAspect="1"/>
-                    </pic:cNvPicPr>
-                  </pic:nvPicPr>
-                  <pic:blipFill>
-                    <a:blip r:embed="rId8"/>
-                    <a:stretch>
-                      <a:fillRect/>
-                    </a:stretch>
-                  </pic:blipFill>
-                  <pic:spPr>
-                    <a:xfrm>
-                      <a:off x="0" y="0"/>
-                      <a:ext cx="5261610" cy="3031490"/>
-                    </a:xfrm>
-                    <a:prstGeom prst="rect">
-                      <a:avLst/>
-                    </a:prstGeom>
-                    <a:noFill/>
-                    <a:ln>
-                      <a:noFill/>
-                    </a:ln>
-                  </pic:spPr>
-                </pic:pic>
-              </a:graphicData>
-            </a:graphic>
-          </wp:inline>
-        </w:drawing>
-      </w:r>
-    </w:p>
-    <w:p/>
-    <w:p/>
-    <w:p/>
-    <w:p/>
-    <w:p>
-      <w:pPr>
-        <w:pStyle w:val="2"/>
-      </w:pPr>
-      <w:r>
-        <w:t>Việc 2 · Brevo — kênh email qua API (~10 phút, có chỗ phải đợi)</w:t>
-      </w:r>
-    </w:p>
-    <w:p>
-      <w:pPr>
-        <w:pStyle w:val="7"/>
-        <w:keepNext w:val="0"/>
-        <w:keepLines w:val="0"/>
-        <w:widowControl/>
-        <w:suppressLineNumbers w:val="0"/>
-        <w:spacing w:before="0" w:beforeAutospacing="1" w:after="0" w:afterAutospacing="1"/>
-        <w:ind w:left="0" w:right="0"/>
-      </w:pPr>
-      <w:r>
-        <w:t xml:space="preserve">Đăng ký </w:t>
-      </w:r>
-      <w:r>
-        <w:rPr>
-          <w:rStyle w:val="6"/>
-        </w:rPr>
-        <w:t>brevo.com</w:t>
-      </w:r>
-      <w:r>
-        <w:t xml:space="preserve"> (free) → vào </w:t>
-      </w:r>
-      <w:r>
-        <w:rPr>
-          <w:rStyle w:val="8"/>
-        </w:rPr>
-        <w:t>Settings → SMTP &amp; API → API Keys</w:t>
-      </w:r>
-      <w:r>
-        <w:t xml:space="preserve"> → tạo một API key (chọn loại v3). Sau đó việc quan trọng hay bị quên: </w:t>
-      </w:r>
-      <w:r>
-        <w:rPr>
-          <w:rStyle w:val="8"/>
-        </w:rPr>
-        <w:t>Senders &amp; Domains → thêm và verify địa chỉ email người gửi</w:t>
-      </w:r>
-      <w:r>
-        <w:t xml:space="preserve"> — Brevo gửi mail xác nhận về địa chỉ đó, bạn bấm link xác nhận. Chưa verify sender thì mọi request gửi mail sẽ bị từ chối, và đây là lỗi khó đoán nhất nếu để sau mới làm.</w:t>
-      </w:r>
-    </w:p>
-    <w:p>
-      <w:pPr>
-        <w:pStyle w:val="7"/>
-        <w:keepNext w:val="0"/>
-        <w:keepLines w:val="0"/>
-        <w:widowControl/>
-        <w:suppressLineNumbers w:val="0"/>
-        <w:spacing w:before="0" w:beforeAutospacing="1" w:after="0" w:afterAutospacing="1"/>
-        <w:ind w:left="0" w:right="0"/>
-      </w:pPr>
-      <w:r>
-        <w:t>Xong việc 2: 1 API key + 1 sender đã verify.</w:t>
-      </w:r>
-    </w:p>
-    <w:p>
-      <w:pPr>
-        <w:spacing w:before="120" w:after="240"/>
-        <w:jc w:val="center"/>
-      </w:pPr>
-      <w:r>
-        <w:drawing>
-          <wp:inline distT="0" distB="0" distL="114300" distR="114300">
-            <wp:extent cx="5261610" cy="3277870"/>
-            <wp:effectExtent l="0" t="0" r="11430" b="13970"/>
-            <wp:docPr id="6" name="Picture 6"/>
-            <wp:cNvGraphicFramePr>
-              <a:graphicFrameLocks xmlns:a="http://schemas.openxmlformats.org/drawingml/2006/main" noChangeAspect="1"/>
-            </wp:cNvGraphicFramePr>
-            <a:graphic xmlns:a="http://schemas.openxmlformats.org/drawingml/2006/main">
-              <a:graphicData uri="http://schemas.openxmlformats.org/drawingml/2006/picture">
-                <pic:pic xmlns:pic="http://schemas.openxmlformats.org/drawingml/2006/picture">
-                  <pic:nvPicPr>
-                    <pic:cNvPr id="6" name="Picture 6"/>
-                    <pic:cNvPicPr>
-                      <a:picLocks noChangeAspect="1"/>
-                    </pic:cNvPicPr>
-                  </pic:nvPicPr>
-                  <pic:blipFill>
-                    <a:blip r:embed="rId9"/>
-                    <a:stretch>
-                      <a:fillRect/>
-                    </a:stretch>
-                  </pic:blipFill>
-                  <pic:spPr>
-                    <a:xfrm>
-                      <a:off x="0" y="0"/>
-                      <a:ext cx="5261610" cy="3277870"/>
-                    </a:xfrm>
-                    <a:prstGeom prst="rect">
-                      <a:avLst/>
-                    </a:prstGeom>
-                    <a:noFill/>
-                    <a:ln>
-                      <a:noFill/>
-                    </a:ln>
-                  </pic:spPr>
-                </pic:pic>
-              </a:graphicData>
-            </a:graphic>
-          </wp:inline>
-        </w:drawing>
-      </w:r>
-    </w:p>
-    <w:p/>
-    <w:p/>
-    <w:p>
-      <w:pPr>
-        <w:spacing w:before="120" w:after="240"/>
-        <w:jc w:val="center"/>
-      </w:pPr>
-      <w:r>
-        <w:drawing>
-          <wp:inline distT="0" distB="0" distL="114300" distR="114300">
-            <wp:extent cx="5261610" cy="3286125"/>
-            <wp:effectExtent l="0" t="0" r="11430" b="5715"/>
-            <wp:docPr id="7" name="Picture 7"/>
-            <wp:cNvGraphicFramePr>
-              <a:graphicFrameLocks xmlns:a="http://schemas.openxmlformats.org/drawingml/2006/main" noChangeAspect="1"/>
-            </wp:cNvGraphicFramePr>
-            <a:graphic xmlns:a="http://schemas.openxmlformats.org/drawingml/2006/main">
-              <a:graphicData uri="http://schemas.openxmlformats.org/drawingml/2006/picture">
-                <pic:pic xmlns:pic="http://schemas.openxmlformats.org/drawingml/2006/picture">
-                  <pic:nvPicPr>
-                    <pic:cNvPr id="7" name="Picture 7"/>
                     <pic:cNvPicPr>
                       <a:picLocks noChangeAspect="1"/>
                     </pic:cNvPicPr>
@@ -621,19 +404,70 @@
       </w:r>
     </w:p>
     <w:p/>
+    <w:p>
+      <w:pPr>
+        <w:spacing w:before="120" w:after="240"/>
+        <w:jc w:val="center"/>
+      </w:pPr>
+      <w:r>
+        <w:drawing>
+          <wp:inline distT="0" distB="0" distL="114300" distR="114300">
+            <wp:extent cx="5261610" cy="3031490"/>
+            <wp:effectExtent l="0" t="0" r="11430" b="1270"/>
+            <wp:docPr id="5" name="Picture 5"/>
+            <wp:cNvGraphicFramePr>
+              <a:graphicFrameLocks xmlns:a="http://schemas.openxmlformats.org/drawingml/2006/main" noChangeAspect="1"/>
+            </wp:cNvGraphicFramePr>
+            <a:graphic xmlns:a="http://schemas.openxmlformats.org/drawingml/2006/main">
+              <a:graphicData uri="http://schemas.openxmlformats.org/drawingml/2006/picture">
+                <pic:pic xmlns:pic="http://schemas.openxmlformats.org/drawingml/2006/picture">
+                  <pic:nvPicPr>
+                    <pic:cNvPr id="5" name="Picture 5"/>
+                    <pic:cNvPicPr>
+                      <a:picLocks noChangeAspect="1"/>
+                    </pic:cNvPicPr>
+                  </pic:nvPicPr>
+                  <pic:blipFill>
+                    <a:blip r:embed="rId11"/>
+                    <a:stretch>
+                      <a:fillRect/>
+                    </a:stretch>
+                  </pic:blipFill>
+                  <pic:spPr>
+                    <a:xfrm>
+                      <a:off x="0" y="0"/>
+                      <a:ext cx="5261610" cy="3031490"/>
+                    </a:xfrm>
+                    <a:prstGeom prst="rect">
+                      <a:avLst/>
+                    </a:prstGeom>
+                    <a:noFill/>
+                    <a:ln>
+                      <a:noFill/>
+                    </a:ln>
+                  </pic:spPr>
+                </pic:pic>
+              </a:graphicData>
+            </a:graphic>
+          </wp:inline>
+        </w:drawing>
+      </w:r>
+    </w:p>
     <w:p/>
     <w:p/>
-    <w:p>
-      <w:pPr>
-        <w:pStyle w:val="2"/>
-      </w:pPr>
-      <w:r>
-        <w:t>Việc 3 · Supabase — database Postgres (~10 phút)</w:t>
-      </w:r>
-    </w:p>
-    <w:p>
-      <w:pPr>
-        <w:pStyle w:val="7"/>
+    <w:p/>
+    <w:p/>
+    <w:p>
+      <w:pPr>
+        <w:pStyle w:val="3"/>
+      </w:pPr>
+      <w:r>
+        <w:t>Việc 2 · Brevo — kênh email qua API (~10 phút, có chỗ phải đợi)</w:t>
+      </w:r>
+    </w:p>
+    <w:p>
+      <w:pPr>
+        <w:pStyle w:val="8"/>
         <w:keepNext w:val="0"/>
         <w:keepLines w:val="0"/>
         <w:widowControl/>
@@ -642,11 +476,177 @@
         <w:ind w:left="0" w:right="0"/>
       </w:pPr>
       <w:r>
+        <w:t xml:space="preserve">Đăng ký </w:t>
+      </w:r>
+      <w:r>
+        <w:rPr>
+          <w:rStyle w:val="7"/>
+        </w:rPr>
+        <w:t>brevo.com</w:t>
+      </w:r>
+      <w:r>
+        <w:t xml:space="preserve"> (free) → vào </w:t>
+      </w:r>
+      <w:r>
+        <w:rPr>
+          <w:rStyle w:val="9"/>
+        </w:rPr>
+        <w:t>Settings → SMTP &amp; API → API Keys</w:t>
+      </w:r>
+      <w:r>
+        <w:t xml:space="preserve"> → tạo một API key (chọn loại v3). Sau đó việc quan trọng hay bị quên: </w:t>
+      </w:r>
+      <w:r>
+        <w:rPr>
+          <w:rStyle w:val="9"/>
+        </w:rPr>
+        <w:t>Senders &amp; Domains → thêm và verify địa chỉ email người gửi</w:t>
+      </w:r>
+      <w:r>
+        <w:t xml:space="preserve"> — Brevo gửi mail xác nhận về địa chỉ đó, bạn bấm link xác nhận. Chưa verify sender thì mọi request gửi mail sẽ bị từ chối, và đây là lỗi khó đoán nhất nếu để sau mới làm.</w:t>
+      </w:r>
+    </w:p>
+    <w:p>
+      <w:pPr>
+        <w:pStyle w:val="8"/>
+        <w:keepNext w:val="0"/>
+        <w:keepLines w:val="0"/>
+        <w:widowControl/>
+        <w:suppressLineNumbers w:val="0"/>
+        <w:spacing w:before="0" w:beforeAutospacing="1" w:after="0" w:afterAutospacing="1"/>
+        <w:ind w:left="0" w:right="0"/>
+      </w:pPr>
+      <w:r>
+        <w:t>Xong việc 2: 1 API key + 1 sender đã verify.</w:t>
+      </w:r>
+    </w:p>
+    <w:p>
+      <w:pPr>
+        <w:spacing w:before="120" w:after="240"/>
+        <w:jc w:val="center"/>
+      </w:pPr>
+      <w:r>
+        <w:drawing>
+          <wp:inline distT="0" distB="0" distL="114300" distR="114300">
+            <wp:extent cx="5261610" cy="3277870"/>
+            <wp:effectExtent l="0" t="0" r="11430" b="13970"/>
+            <wp:docPr id="6" name="Picture 6"/>
+            <wp:cNvGraphicFramePr>
+              <a:graphicFrameLocks xmlns:a="http://schemas.openxmlformats.org/drawingml/2006/main" noChangeAspect="1"/>
+            </wp:cNvGraphicFramePr>
+            <a:graphic xmlns:a="http://schemas.openxmlformats.org/drawingml/2006/main">
+              <a:graphicData uri="http://schemas.openxmlformats.org/drawingml/2006/picture">
+                <pic:pic xmlns:pic="http://schemas.openxmlformats.org/drawingml/2006/picture">
+                  <pic:nvPicPr>
+                    <pic:cNvPr id="6" name="Picture 6"/>
+                    <pic:cNvPicPr>
+                      <a:picLocks noChangeAspect="1"/>
+                    </pic:cNvPicPr>
+                  </pic:nvPicPr>
+                  <pic:blipFill>
+                    <a:blip r:embed="rId12"/>
+                    <a:stretch>
+                      <a:fillRect/>
+                    </a:stretch>
+                  </pic:blipFill>
+                  <pic:spPr>
+                    <a:xfrm>
+                      <a:off x="0" y="0"/>
+                      <a:ext cx="5261610" cy="3277870"/>
+                    </a:xfrm>
+                    <a:prstGeom prst="rect">
+                      <a:avLst/>
+                    </a:prstGeom>
+                    <a:noFill/>
+                    <a:ln>
+                      <a:noFill/>
+                    </a:ln>
+                  </pic:spPr>
+                </pic:pic>
+              </a:graphicData>
+            </a:graphic>
+          </wp:inline>
+        </w:drawing>
+      </w:r>
+    </w:p>
+    <w:p/>
+    <w:p/>
+    <w:p>
+      <w:pPr>
+        <w:spacing w:before="120" w:after="240"/>
+        <w:jc w:val="center"/>
+      </w:pPr>
+      <w:r>
+        <w:drawing>
+          <wp:inline distT="0" distB="0" distL="114300" distR="114300">
+            <wp:extent cx="5261610" cy="3286125"/>
+            <wp:effectExtent l="0" t="0" r="11430" b="5715"/>
+            <wp:docPr id="7" name="Picture 7"/>
+            <wp:cNvGraphicFramePr>
+              <a:graphicFrameLocks xmlns:a="http://schemas.openxmlformats.org/drawingml/2006/main" noChangeAspect="1"/>
+            </wp:cNvGraphicFramePr>
+            <a:graphic xmlns:a="http://schemas.openxmlformats.org/drawingml/2006/main">
+              <a:graphicData uri="http://schemas.openxmlformats.org/drawingml/2006/picture">
+                <pic:pic xmlns:pic="http://schemas.openxmlformats.org/drawingml/2006/picture">
+                  <pic:nvPicPr>
+                    <pic:cNvPr id="7" name="Picture 7"/>
+                    <pic:cNvPicPr>
+                      <a:picLocks noChangeAspect="1"/>
+                    </pic:cNvPicPr>
+                  </pic:nvPicPr>
+                  <pic:blipFill>
+                    <a:blip r:embed="rId13"/>
+                    <a:stretch>
+                      <a:fillRect/>
+                    </a:stretch>
+                  </pic:blipFill>
+                  <pic:spPr>
+                    <a:xfrm>
+                      <a:off x="0" y="0"/>
+                      <a:ext cx="5261610" cy="3286125"/>
+                    </a:xfrm>
+                    <a:prstGeom prst="rect">
+                      <a:avLst/>
+                    </a:prstGeom>
+                    <a:noFill/>
+                    <a:ln>
+                      <a:noFill/>
+                    </a:ln>
+                  </pic:spPr>
+                </pic:pic>
+              </a:graphicData>
+            </a:graphic>
+          </wp:inline>
+        </w:drawing>
+      </w:r>
+    </w:p>
+    <w:p/>
+    <w:p/>
+    <w:p/>
+    <w:p>
+      <w:pPr>
+        <w:pStyle w:val="3"/>
+      </w:pPr>
+      <w:r>
+        <w:t>Việc 3 · Supabase — database Postgres (~10 phút)</w:t>
+      </w:r>
+    </w:p>
+    <w:p>
+      <w:pPr>
+        <w:pStyle w:val="8"/>
+        <w:keepNext w:val="0"/>
+        <w:keepLines w:val="0"/>
+        <w:widowControl/>
+        <w:suppressLineNumbers w:val="0"/>
+        <w:spacing w:before="0" w:beforeAutospacing="1" w:after="0" w:afterAutospacing="1"/>
+        <w:ind w:left="0" w:right="0"/>
+      </w:pPr>
+      <w:r>
         <w:t xml:space="preserve">Tạo project trên </w:t>
       </w:r>
       <w:r>
         <w:rPr>
-          <w:rStyle w:val="6"/>
+          <w:rStyle w:val="7"/>
         </w:rPr>
         <w:t>supabase.com</w:t>
       </w:r>
@@ -655,7 +655,7 @@
       </w:r>
       <w:r>
         <w:rPr>
-          <w:rStyle w:val="8"/>
+          <w:rStyle w:val="9"/>
         </w:rPr>
         <w:t>Project Settings → Database</w:t>
       </w:r>
@@ -664,7 +664,7 @@
       </w:r>
       <w:r>
         <w:rPr>
-          <w:rStyle w:val="8"/>
+          <w:rStyle w:val="9"/>
         </w:rPr>
         <w:t>connection string loại Session pooler</w:t>
       </w:r>
@@ -673,7 +673,7 @@
       </w:r>
       <w:r>
         <w:rPr>
-          <w:rStyle w:val="6"/>
+          <w:rStyle w:val="7"/>
         </w:rPr>
         <w:t>pooler.supabase.com</w:t>
       </w:r>
@@ -682,7 +682,7 @@
       </w:r>
       <w:r>
         <w:rPr>
-          <w:rStyle w:val="6"/>
+          <w:rStyle w:val="7"/>
         </w:rPr>
         <w:t>5432</w:t>
       </w:r>
@@ -691,7 +691,7 @@
       </w:r>
       <w:r>
         <w:rPr>
-          <w:rStyle w:val="6"/>
+          <w:rStyle w:val="7"/>
         </w:rPr>
         <w:t>postgres.xxxx</w:t>
       </w:r>
@@ -701,7 +701,7 @@
     </w:p>
     <w:p>
       <w:pPr>
-        <w:pStyle w:val="7"/>
+        <w:pStyle w:val="8"/>
         <w:keepNext w:val="0"/>
         <w:keepLines w:val="0"/>
         <w:widowControl/>
@@ -737,7 +737,7 @@
                     </pic:cNvPicPr>
                   </pic:nvPicPr>
                   <pic:blipFill>
-                    <a:blip r:embed="rId11"/>
+                    <a:blip r:embed="rId14"/>
                     <a:stretch>
                       <a:fillRect/>
                     </a:stretch>
@@ -787,7 +787,7 @@
                     </pic:cNvPicPr>
                   </pic:nvPicPr>
                   <pic:blipFill>
-                    <a:blip r:embed="rId12"/>
+                    <a:blip r:embed="rId15"/>
                     <a:stretch>
                       <a:fillRect/>
                     </a:stretch>
@@ -819,7 +819,7 @@
     <w:p/>
     <w:p>
       <w:pPr>
-        <w:pStyle w:val="H1S"/>
+        <w:pStyle w:val="2"/>
       </w:pPr>
       <w:r>
         <w:t>PHẦN A (tiếp) — Khung backend ban đầu</w:t>
@@ -827,7 +827,7 @@
     </w:p>
     <w:p>
       <w:pPr>
-        <w:pStyle w:val="2"/>
+        <w:pStyle w:val="3"/>
         <w:keepNext w:val="0"/>
         <w:keepLines w:val="0"/>
         <w:widowControl/>
@@ -839,7 +839,7 @@
     </w:p>
     <w:p>
       <w:pPr>
-        <w:pStyle w:val="7"/>
+        <w:pStyle w:val="8"/>
         <w:keepNext w:val="0"/>
         <w:keepLines w:val="0"/>
         <w:widowControl/>
@@ -852,7 +852,7 @@
       </w:r>
       <w:r>
         <w:rPr>
-          <w:rStyle w:val="6"/>
+          <w:rStyle w:val="7"/>
         </w:rPr>
         <w:t>start.spring.io</w:t>
       </w:r>
@@ -895,7 +895,7 @@
       </w:r>
       <w:r>
         <w:rPr>
-          <w:rStyle w:val="6"/>
+          <w:rStyle w:val="7"/>
         </w:rPr>
         <w:t>com.fego</w:t>
       </w:r>
@@ -904,7 +904,7 @@
       </w:r>
       <w:r>
         <w:rPr>
-          <w:rStyle w:val="6"/>
+          <w:rStyle w:val="7"/>
         </w:rPr>
         <w:t>notify-backend</w:t>
       </w:r>
@@ -930,7 +930,7 @@
       </w:r>
       <w:r>
         <w:rPr>
-          <w:rStyle w:val="8"/>
+          <w:rStyle w:val="9"/>
         </w:rPr>
         <w:t>Spring Web</w:t>
       </w:r>
@@ -939,7 +939,7 @@
       </w:r>
       <w:r>
         <w:rPr>
-          <w:rStyle w:val="8"/>
+          <w:rStyle w:val="9"/>
         </w:rPr>
         <w:t>Spring Data JPA</w:t>
       </w:r>
@@ -948,14 +948,14 @@
       </w:r>
       <w:r>
         <w:rPr>
-          <w:rStyle w:val="8"/>
+          <w:rStyle w:val="9"/>
         </w:rPr>
         <w:t>PostgreSQL Driver</w:t>
       </w:r>
     </w:p>
     <w:p>
       <w:pPr>
-        <w:pStyle w:val="7"/>
+        <w:pStyle w:val="8"/>
         <w:keepNext w:val="0"/>
         <w:keepLines w:val="0"/>
         <w:widowControl/>
@@ -968,7 +968,7 @@
       </w:r>
       <w:r>
         <w:rPr>
-          <w:rStyle w:val="5"/>
+          <w:rStyle w:val="6"/>
         </w:rPr>
         <w:t>chưa</w:t>
       </w:r>
@@ -978,7 +978,7 @@
     </w:p>
     <w:p>
       <w:pPr>
-        <w:pStyle w:val="2"/>
+        <w:pStyle w:val="3"/>
         <w:keepNext w:val="0"/>
         <w:keepLines w:val="0"/>
         <w:widowControl/>
@@ -990,7 +990,7 @@
     </w:p>
     <w:p>
       <w:pPr>
-        <w:pStyle w:val="7"/>
+        <w:pStyle w:val="8"/>
         <w:keepNext w:val="0"/>
         <w:keepLines w:val="0"/>
         <w:widowControl/>
@@ -1003,7 +1003,7 @@
       </w:r>
       <w:r>
         <w:rPr>
-          <w:rStyle w:val="6"/>
+          <w:rStyle w:val="7"/>
         </w:rPr>
         <w:t>application.properties</w:t>
       </w:r>
@@ -1012,7 +1012,7 @@
       </w:r>
       <w:r>
         <w:rPr>
-          <w:rStyle w:val="6"/>
+          <w:rStyle w:val="7"/>
         </w:rPr>
         <w:t>.yml</w:t>
       </w:r>
@@ -1022,7 +1022,7 @@
     </w:p>
     <w:p>
       <w:pPr>
-        <w:pStyle w:val="7"/>
+        <w:pStyle w:val="8"/>
         <w:keepNext w:val="0"/>
         <w:keepLines w:val="0"/>
         <w:widowControl/>
@@ -1032,7 +1032,7 @@
       </w:pPr>
       <w:r>
         <w:rPr>
-          <w:rStyle w:val="8"/>
+          <w:rStyle w:val="9"/>
         </w:rPr>
         <w:t>Datasource</w:t>
       </w:r>
@@ -1041,7 +1041,7 @@
       </w:r>
       <w:r>
         <w:rPr>
-          <w:rStyle w:val="6"/>
+          <w:rStyle w:val="7"/>
         </w:rPr>
         <w:t>jdbc:postgresql://&lt;host-pooler&gt;:5432/postgres</w:t>
       </w:r>
@@ -1050,7 +1050,7 @@
       </w:r>
       <w:r>
         <w:rPr>
-          <w:rStyle w:val="6"/>
+          <w:rStyle w:val="7"/>
         </w:rPr>
         <w:t>postgres.xxxx</w:t>
       </w:r>
@@ -1059,7 +1059,7 @@
       </w:r>
       <w:r>
         <w:rPr>
-          <w:rStyle w:val="6"/>
+          <w:rStyle w:val="7"/>
         </w:rPr>
         <w:t>postgresql://...</w:t>
       </w:r>
@@ -1068,7 +1068,7 @@
       </w:r>
       <w:r>
         <w:rPr>
-          <w:rStyle w:val="6"/>
+          <w:rStyle w:val="7"/>
         </w:rPr>
         <w:t>jdbc:</w:t>
       </w:r>
@@ -1078,7 +1078,7 @@
     </w:p>
     <w:p>
       <w:pPr>
-        <w:pStyle w:val="7"/>
+        <w:pStyle w:val="8"/>
         <w:keepNext w:val="0"/>
         <w:keepLines w:val="0"/>
         <w:widowControl/>
@@ -1088,7 +1088,7 @@
       </w:pPr>
       <w:r>
         <w:rPr>
-          <w:rStyle w:val="8"/>
+          <w:rStyle w:val="9"/>
         </w:rPr>
         <w:t>JPA</w:t>
       </w:r>
@@ -1097,7 +1097,7 @@
       </w:r>
       <w:r>
         <w:rPr>
-          <w:rStyle w:val="6"/>
+          <w:rStyle w:val="7"/>
         </w:rPr>
         <w:t>ddl-auto=update</w:t>
       </w:r>
@@ -1107,7 +1107,7 @@
     </w:p>
     <w:p>
       <w:pPr>
-        <w:pStyle w:val="7"/>
+        <w:pStyle w:val="8"/>
         <w:keepNext w:val="0"/>
         <w:keepLines w:val="0"/>
         <w:widowControl/>
@@ -1117,7 +1117,7 @@
       </w:pPr>
       <w:r>
         <w:rPr>
-          <w:rStyle w:val="8"/>
+          <w:rStyle w:val="9"/>
         </w:rPr>
         <w:t>Hikari pool</w:t>
       </w:r>
@@ -1126,7 +1126,7 @@
       </w:r>
       <w:r>
         <w:rPr>
-          <w:rStyle w:val="6"/>
+          <w:rStyle w:val="7"/>
         </w:rPr>
         <w:t>maximum-pool-size=4</w:t>
       </w:r>
@@ -1136,7 +1136,7 @@
     </w:p>
     <w:p>
       <w:pPr>
-        <w:pStyle w:val="7"/>
+        <w:pStyle w:val="8"/>
         <w:keepNext w:val="0"/>
         <w:keepLines w:val="0"/>
         <w:widowControl/>
@@ -1149,7 +1149,7 @@
       </w:r>
       <w:r>
         <w:rPr>
-          <w:rStyle w:val="6"/>
+          <w:rStyle w:val="7"/>
         </w:rPr>
         <w:t>${DB_PASSWORD}</w:t>
       </w:r>
@@ -1158,7 +1158,7 @@
       </w:r>
       <w:r>
         <w:rPr>
-          <w:rStyle w:val="6"/>
+          <w:rStyle w:val="7"/>
         </w:rPr>
         <w:t>.env</w:t>
       </w:r>
@@ -1167,7 +1167,7 @@
       </w:r>
       <w:r>
         <w:rPr>
-          <w:rStyle w:val="6"/>
+          <w:rStyle w:val="7"/>
         </w:rPr>
         <w:t>.gitignore</w:t>
       </w:r>
@@ -1176,7 +1176,7 @@
       </w:r>
       <w:r>
         <w:rPr>
-          <w:rStyle w:val="6"/>
+          <w:rStyle w:val="7"/>
         </w:rPr>
         <w:t>.env</w:t>
       </w:r>
@@ -1185,7 +1185,7 @@
       </w:r>
       <w:r>
         <w:rPr>
-          <w:rStyle w:val="6"/>
+          <w:rStyle w:val="7"/>
         </w:rPr>
         <w:t>*.json</w:t>
       </w:r>
@@ -1194,7 +1194,7 @@
       </w:r>
       <w:r>
         <w:rPr>
-          <w:rStyle w:val="8"/>
+          <w:rStyle w:val="9"/>
         </w:rPr>
         <w:t>trước cả commit đầu tiên</w:t>
       </w:r>
@@ -1204,7 +1204,7 @@
     </w:p>
     <w:p>
       <w:pPr>
-        <w:pStyle w:val="2"/>
+        <w:pStyle w:val="3"/>
         <w:keepNext w:val="0"/>
         <w:keepLines w:val="0"/>
         <w:widowControl/>
@@ -1216,7 +1216,7 @@
     </w:p>
     <w:p>
       <w:pPr>
-        <w:pStyle w:val="7"/>
+        <w:pStyle w:val="8"/>
         <w:keepNext w:val="0"/>
         <w:keepLines w:val="0"/>
         <w:widowControl/>
@@ -1229,7 +1229,7 @@
       </w:r>
       <w:r>
         <w:rPr>
-          <w:rStyle w:val="8"/>
+          <w:rStyle w:val="9"/>
         </w:rPr>
         <w:t>một entity duy nhất</w:t>
       </w:r>
@@ -1238,7 +1238,7 @@
       </w:r>
       <w:r>
         <w:rPr>
-          <w:rStyle w:val="6"/>
+          <w:rStyle w:val="7"/>
         </w:rPr>
         <w:t>AppUser</w:t>
       </w:r>
@@ -1247,7 +1247,7 @@
       </w:r>
       <w:r>
         <w:rPr>
-          <w:rStyle w:val="6"/>
+          <w:rStyle w:val="7"/>
         </w:rPr>
         <w:t>id</w:t>
       </w:r>
@@ -1256,7 +1256,7 @@
       </w:r>
       <w:r>
         <w:rPr>
-          <w:rStyle w:val="6"/>
+          <w:rStyle w:val="7"/>
         </w:rPr>
         <w:t>email</w:t>
       </w:r>
@@ -1265,7 +1265,7 @@
       </w:r>
       <w:r>
         <w:rPr>
-          <w:rStyle w:val="6"/>
+          <w:rStyle w:val="7"/>
         </w:rPr>
         <w:t>displayName</w:t>
       </w:r>
@@ -1274,7 +1274,7 @@
       </w:r>
       <w:r>
         <w:rPr>
-          <w:rStyle w:val="6"/>
+          <w:rStyle w:val="7"/>
         </w:rPr>
         <w:t>JpaRepository</w:t>
       </w:r>
@@ -1284,7 +1284,7 @@
     </w:p>
     <w:p>
       <w:pPr>
-        <w:pStyle w:val="7"/>
+        <w:pStyle w:val="8"/>
         <w:keepNext w:val="0"/>
         <w:keepLines w:val="0"/>
         <w:widowControl/>
@@ -1298,7 +1298,7 @@
     </w:p>
     <w:p>
       <w:pPr>
-        <w:pStyle w:val="2"/>
+        <w:pStyle w:val="3"/>
         <w:keepNext w:val="0"/>
         <w:keepLines w:val="0"/>
         <w:widowControl/>
@@ -1310,7 +1310,7 @@
     </w:p>
     <w:p>
       <w:pPr>
-        <w:pStyle w:val="7"/>
+        <w:pStyle w:val="8"/>
         <w:keepNext w:val="0"/>
         <w:keepLines w:val="0"/>
         <w:widowControl/>
@@ -1320,7 +1320,7 @@
       </w:pPr>
       <w:r>
         <w:rPr>
-          <w:rStyle w:val="6"/>
+          <w:rStyle w:val="7"/>
         </w:rPr>
         <w:t>mvn spring-boot:run</w:t>
       </w:r>
@@ -1330,7 +1330,7 @@
     </w:p>
     <w:p>
       <w:pPr>
-        <w:pStyle w:val="7"/>
+        <w:pStyle w:val="8"/>
         <w:keepNext w:val="0"/>
         <w:keepLines w:val="0"/>
         <w:widowControl/>
@@ -1340,7 +1340,7 @@
       </w:pPr>
       <w:r>
         <w:rPr>
-          <w:rStyle w:val="8"/>
+          <w:rStyle w:val="9"/>
         </w:rPr>
         <w:t>Thành công</w:t>
       </w:r>
@@ -1349,7 +1349,7 @@
       </w:r>
       <w:r>
         <w:rPr>
-          <w:rStyle w:val="6"/>
+          <w:rStyle w:val="7"/>
         </w:rPr>
         <w:t>HikariPool-1 - Start completed</w:t>
       </w:r>
@@ -1358,7 +1358,7 @@
       </w:r>
       <w:r>
         <w:rPr>
-          <w:rStyle w:val="8"/>
+          <w:rStyle w:val="9"/>
         </w:rPr>
         <w:t>Table Editor</w:t>
       </w:r>
@@ -1367,7 +1367,7 @@
       </w:r>
       <w:r>
         <w:rPr>
-          <w:rStyle w:val="6"/>
+          <w:rStyle w:val="7"/>
         </w:rPr>
         <w:t>users</w:t>
       </w:r>
@@ -1377,7 +1377,7 @@
     </w:p>
     <w:p>
       <w:pPr>
-        <w:pStyle w:val="7"/>
+        <w:pStyle w:val="8"/>
         <w:keepNext w:val="0"/>
         <w:keepLines w:val="0"/>
         <w:widowControl/>
@@ -1387,7 +1387,7 @@
       </w:pPr>
       <w:r>
         <w:rPr>
-          <w:rStyle w:val="8"/>
+          <w:rStyle w:val="9"/>
         </w:rPr>
         <w:t>Các lỗi hay gặp ở đúng chỗ này</w:t>
       </w:r>
@@ -1410,7 +1410,7 @@
       </w:pPr>
       <w:r>
         <w:rPr>
-          <w:rStyle w:val="6"/>
+          <w:rStyle w:val="7"/>
         </w:rPr>
         <w:t>UnknownHostException</w:t>
       </w:r>
@@ -1419,7 +1419,7 @@
       </w:r>
       <w:r>
         <w:rPr>
-          <w:rStyle w:val="6"/>
+          <w:rStyle w:val="7"/>
         </w:rPr>
         <w:t>pooler</w:t>
       </w:r>
@@ -1442,7 +1442,7 @@
       </w:pPr>
       <w:r>
         <w:rPr>
-          <w:rStyle w:val="6"/>
+          <w:rStyle w:val="7"/>
         </w:rPr>
         <w:t>password authentication failed</w:t>
       </w:r>
@@ -1451,7 +1451,7 @@
       </w:r>
       <w:r>
         <w:rPr>
-          <w:rStyle w:val="6"/>
+          <w:rStyle w:val="7"/>
         </w:rPr>
         <w:t>postgres.xxxx</w:t>
       </w:r>
@@ -1460,7 +1460,7 @@
       </w:r>
       <w:r>
         <w:rPr>
-          <w:rStyle w:val="6"/>
+          <w:rStyle w:val="7"/>
         </w:rPr>
         <w:t>postgres</w:t>
       </w:r>
@@ -1483,7 +1483,7 @@
       </w:pPr>
       <w:r>
         <w:rPr>
-          <w:rStyle w:val="6"/>
+          <w:rStyle w:val="7"/>
         </w:rPr>
         <w:t>prepared statement "S_1" already exists</w:t>
       </w:r>
@@ -1493,7 +1493,7 @@
     </w:p>
     <w:p>
       <w:pPr>
-        <w:pStyle w:val="2"/>
+        <w:pStyle w:val="3"/>
         <w:keepNext w:val="0"/>
         <w:keepLines w:val="0"/>
         <w:widowControl/>
@@ -1505,7 +1505,7 @@
     </w:p>
     <w:p>
       <w:pPr>
-        <w:pStyle w:val="7"/>
+        <w:pStyle w:val="8"/>
         <w:keepNext w:val="0"/>
         <w:keepLines w:val="0"/>
         <w:widowControl/>
@@ -1518,7 +1518,7 @@
       </w:r>
       <w:r>
         <w:rPr>
-          <w:rStyle w:val="6"/>
+          <w:rStyle w:val="7"/>
         </w:rPr>
         <w:t>GET /ping</w:t>
       </w:r>
@@ -1527,7 +1527,7 @@
       </w:r>
       <w:r>
         <w:rPr>
-          <w:rStyle w:val="6"/>
+          <w:rStyle w:val="7"/>
         </w:rPr>
         <w:t>"ok"</w:t>
       </w:r>
@@ -1536,7 +1536,7 @@
       </w:r>
       <w:r>
         <w:rPr>
-          <w:rStyle w:val="8"/>
+          <w:rStyle w:val="9"/>
         </w:rPr>
         <w:t>đầu dò sống</w:t>
       </w:r>
@@ -1545,7 +1545,7 @@
       </w:r>
       <w:r>
         <w:rPr>
-          <w:rStyle w:val="6"/>
+          <w:rStyle w:val="7"/>
         </w:rPr>
         <w:t>/ping</w:t>
       </w:r>
@@ -1553,13 +1553,10 @@
         <w:t xml:space="preserve"> trả lời câu đó trong 1 giây mà không dính dáng gì tới DB hay FCM.</w:t>
       </w:r>
     </w:p>
-    <w:p>
-      <w:bookmarkStart w:id="0" w:name="_GoBack"/>
-      <w:bookmarkEnd w:id="0"/>
-    </w:p>
-    <w:p>
-      <w:pPr>
-        <w:pStyle w:val="H1S"/>
+    <w:p/>
+    <w:p>
+      <w:pPr>
+        <w:pStyle w:val="2"/>
       </w:pPr>
       <w:r>
         <w:t>PHẦN B — NHẬT KÝ THỰC HIỆN</w:t>
@@ -1567,7 +1564,7 @@
     </w:p>
     <w:p>
       <w:pPr>
-        <w:pStyle w:val="H1S"/>
+        <w:pStyle w:val="2"/>
       </w:pPr>
       <w:r>
         <w:t>BƯỚC 0 — Dọn bảo mật, khởi tạo repo</w:t>
@@ -1575,7 +1572,7 @@
     </w:p>
     <w:p>
       <w:pPr>
-        <w:pStyle w:val="2"/>
+        <w:pStyle w:val="3"/>
       </w:pPr>
       <w:r>
         <w:t>Mục tiêu</w:t>
@@ -1588,7 +1585,7 @@
     </w:p>
     <w:p>
       <w:pPr>
-        <w:pStyle w:val="2"/>
+        <w:pStyle w:val="3"/>
       </w:pPr>
       <w:r>
         <w:t>Đã dọn những gì</w:t>
@@ -1621,7 +1618,7 @@
     </w:p>
     <w:p>
       <w:pPr>
-        <w:pStyle w:val="2"/>
+        <w:pStyle w:val="3"/>
       </w:pPr>
       <w:r>
         <w:t>Vì sao phải đổi tên file service account</w:t>
@@ -1648,7 +1645,7 @@
     </w:p>
     <w:p>
       <w:pPr>
-        <w:pStyle w:val="2"/>
+        <w:pStyle w:val="3"/>
       </w:pPr>
       <w:r>
         <w:t>Bug thư mục rác do PowerShell không brace-expand</w:t>
@@ -1670,33 +1667,33 @@
     </w:p>
     <w:p>
       <w:pPr>
+        <w:pStyle w:val="3"/>
+      </w:pPr>
+      <w:r>
+        <w:t>Kết quả kiểm tra</w:t>
+      </w:r>
+    </w:p>
+    <w:p>
+      <w:r>
+        <w:t>• git status --ignored xác nhận backend/service-account.json, app/android/ (chứa google-services.json) và database.txt đều thuộc vùng ignored.</w:t>
+      </w:r>
+    </w:p>
+    <w:p>
+      <w:r>
+        <w:t>• Không còn file lạ nào nằm ngoài vùng ignored; không có khoá bí mật nào được track.</w:t>
+      </w:r>
+    </w:p>
+    <w:p>
+      <w:pPr>
         <w:pStyle w:val="2"/>
       </w:pPr>
       <w:r>
-        <w:t>Kết quả kiểm tra</w:t>
-      </w:r>
-    </w:p>
-    <w:p>
-      <w:r>
-        <w:t>• git status --ignored xác nhận backend/service-account.json, app/android/ (chứa google-services.json) và database.txt đều thuộc vùng ignored.</w:t>
-      </w:r>
-    </w:p>
-    <w:p>
-      <w:r>
-        <w:t>• Không còn file lạ nào nằm ngoài vùng ignored; không có khoá bí mật nào được track.</w:t>
-      </w:r>
-    </w:p>
-    <w:p>
-      <w:pPr>
-        <w:pStyle w:val="H1S"/>
-      </w:pPr>
-      <w:r>
         <w:t>BƯỚC 1 — Nối Supabase, backend khởi động</w:t>
       </w:r>
     </w:p>
     <w:p>
       <w:pPr>
-        <w:pStyle w:val="2"/>
+        <w:pStyle w:val="3"/>
       </w:pPr>
       <w:r>
         <w:t>Mục tiêu</w:t>
@@ -1709,7 +1706,7 @@
     </w:p>
     <w:p>
       <w:pPr>
-        <w:pStyle w:val="2"/>
+        <w:pStyle w:val="3"/>
       </w:pPr>
       <w:r>
         <w:t>Vì sao BỎ giá trị default localhost (chống "lỗi câm")</w:t>
@@ -1732,7 +1729,7 @@
     </w:p>
     <w:p>
       <w:pPr>
-        <w:pStyle w:val="2"/>
+        <w:pStyle w:val="3"/>
       </w:pPr>
       <w:r>
         <w:t>Vì sao maximum-pool-size = 4</w:t>
@@ -1750,7 +1747,7 @@
     </w:p>
     <w:p>
       <w:pPr>
-        <w:pStyle w:val="2"/>
+        <w:pStyle w:val="3"/>
       </w:pPr>
       <w:r>
         <w:t>Vì sao Session pooler (5432) chứ không phải Transaction pooler (6543)</w:t>
@@ -1768,7 +1765,7 @@
     </w:p>
     <w:p>
       <w:pPr>
-        <w:pStyle w:val="2"/>
+        <w:pStyle w:val="3"/>
       </w:pPr>
       <w:r>
         <w:t>Bảng chẩn đoán lỗi DB (tham chiếu nhanh)</w:t>
@@ -1791,7 +1788,7 @@
     </w:p>
     <w:p>
       <w:pPr>
-        <w:pStyle w:val="2"/>
+        <w:pStyle w:val="3"/>
       </w:pPr>
       <w:r>
         <w:t>Lỗi THẬT gặp khi chạy</w:t>
@@ -1823,7 +1820,7 @@
     </w:p>
     <w:p>
       <w:pPr>
-        <w:pStyle w:val="2"/>
+        <w:pStyle w:val="3"/>
       </w:pPr>
       <w:r>
         <w:t>Kết quả nghiệm thu</w:t>
@@ -1851,7 +1848,7 @@
     </w:p>
     <w:p>
       <w:pPr>
-        <w:pStyle w:val="2"/>
+        <w:pStyle w:val="3"/>
       </w:pPr>
       <w:r>
         <w:t>Lệnh chạy backend (PowerShell)</w:t>
@@ -1866,7 +1863,7 @@
       <w:r>
         <w:rPr>
           <w:rFonts w:ascii="Consolas" w:hAnsi="Consolas"/>
-          <w:sz w:val="20"/>
+          <w:sz w:val="17"/>
         </w:rPr>
         <w:t>cd e:\fpt_university\Semester8\PRM393\notification\backend</w:t>
       </w:r>
@@ -1875,7 +1872,7 @@
       <w:r>
         <w:rPr>
           <w:rFonts w:ascii="Consolas" w:hAnsi="Consolas"/>
-          <w:sz w:val="20"/>
+          <w:sz w:val="17"/>
         </w:rPr>
         <w:t>Get-Content .env | Where-Object { $_ -match '^\s*[^#].+=' } | ForEach-Object {</w:t>
       </w:r>
@@ -1884,7 +1881,7 @@
       <w:r>
         <w:rPr>
           <w:rFonts w:ascii="Consolas" w:hAnsi="Consolas"/>
-          <w:sz w:val="20"/>
+          <w:sz w:val="17"/>
         </w:rPr>
         <w:t xml:space="preserve">  $k, $v = $_ -split '=', 2</w:t>
       </w:r>
@@ -1893,7 +1890,7 @@
       <w:r>
         <w:rPr>
           <w:rFonts w:ascii="Consolas" w:hAnsi="Consolas"/>
-          <w:sz w:val="20"/>
+          <w:sz w:val="17"/>
         </w:rPr>
         <w:t xml:space="preserve">  Set-Item -Path "Env:$($k.Trim())" -Value $v.Trim()</w:t>
       </w:r>
@@ -1902,7 +1899,7 @@
       <w:r>
         <w:rPr>
           <w:rFonts w:ascii="Consolas" w:hAnsi="Consolas"/>
-          <w:sz w:val="20"/>
+          <w:sz w:val="17"/>
         </w:rPr>
         <w:t>}</w:t>
       </w:r>
@@ -1911,7 +1908,7 @@
       <w:r>
         <w:rPr>
           <w:rFonts w:ascii="Consolas" w:hAnsi="Consolas"/>
-          <w:sz w:val="20"/>
+          <w:sz w:val="17"/>
         </w:rPr>
         <w:t>mvn spring-boot:run</w:t>
       </w:r>
@@ -1957,18 +1954,21 @@
       </w:pPr>
       <w:r>
         <w:drawing>
-          <wp:inline xmlns:a="http://schemas.openxmlformats.org/drawingml/2006/main" xmlns:pic="http://schemas.openxmlformats.org/drawingml/2006/picture">
-            <wp:extent cx="5400000" cy="3556908"/>
+          <wp:inline distT="0" distB="0" distL="114300" distR="114300">
+            <wp:extent cx="5399405" cy="3556635"/>
+            <wp:effectExtent l="0" t="0" r="10795" b="9525"/>
             <wp:docPr id="10" name="Picture 10"/>
             <wp:cNvGraphicFramePr>
-              <a:graphicFrameLocks noChangeAspect="1"/>
+              <a:graphicFrameLocks xmlns:a="http://schemas.openxmlformats.org/drawingml/2006/main" noChangeAspect="1"/>
             </wp:cNvGraphicFramePr>
-            <a:graphic>
+            <a:graphic xmlns:a="http://schemas.openxmlformats.org/drawingml/2006/main">
               <a:graphicData uri="http://schemas.openxmlformats.org/drawingml/2006/picture">
-                <pic:pic>
+                <pic:pic xmlns:pic="http://schemas.openxmlformats.org/drawingml/2006/picture">
                   <pic:nvPicPr>
-                    <pic:cNvPr id="0" name="Screenshot 2026-06-11 174346.png"/>
-                    <pic:cNvPicPr/>
+                    <pic:cNvPr id="10" name="Picture 10"/>
+                    <pic:cNvPicPr>
+                      <a:picLocks noChangeAspect="1"/>
+                    </pic:cNvPicPr>
                   </pic:nvPicPr>
                   <pic:blipFill>
                     <a:blip r:embed="rId16"/>
@@ -1981,7 +1981,9 @@
                       <a:off x="0" y="0"/>
                       <a:ext cx="5400000" cy="3556908"/>
                     </a:xfrm>
-                    <a:prstGeom prst="rect"/>
+                    <a:prstGeom prst="rect">
+                      <a:avLst/>
+                    </a:prstGeom>
                   </pic:spPr>
                 </pic:pic>
               </a:graphicData>
@@ -1996,18 +1998,21 @@
       </w:pPr>
       <w:r>
         <w:drawing>
-          <wp:inline xmlns:a="http://schemas.openxmlformats.org/drawingml/2006/main" xmlns:pic="http://schemas.openxmlformats.org/drawingml/2006/picture">
-            <wp:extent cx="5400000" cy="1947726"/>
+          <wp:inline distT="0" distB="0" distL="114300" distR="114300">
+            <wp:extent cx="5399405" cy="1947545"/>
+            <wp:effectExtent l="0" t="0" r="10795" b="3175"/>
             <wp:docPr id="11" name="Picture 11"/>
             <wp:cNvGraphicFramePr>
-              <a:graphicFrameLocks noChangeAspect="1"/>
+              <a:graphicFrameLocks xmlns:a="http://schemas.openxmlformats.org/drawingml/2006/main" noChangeAspect="1"/>
             </wp:cNvGraphicFramePr>
-            <a:graphic>
+            <a:graphic xmlns:a="http://schemas.openxmlformats.org/drawingml/2006/main">
               <a:graphicData uri="http://schemas.openxmlformats.org/drawingml/2006/picture">
-                <pic:pic>
+                <pic:pic xmlns:pic="http://schemas.openxmlformats.org/drawingml/2006/picture">
                   <pic:nvPicPr>
-                    <pic:cNvPr id="0" name="Screenshot 2026-06-11 174437.png"/>
-                    <pic:cNvPicPr/>
+                    <pic:cNvPr id="11" name="Picture 11"/>
+                    <pic:cNvPicPr>
+                      <a:picLocks noChangeAspect="1"/>
+                    </pic:cNvPicPr>
                   </pic:nvPicPr>
                   <pic:blipFill>
                     <a:blip r:embed="rId17"/>
@@ -2020,7 +2025,9 @@
                       <a:off x="0" y="0"/>
                       <a:ext cx="5400000" cy="1947726"/>
                     </a:xfrm>
-                    <a:prstGeom prst="rect"/>
+                    <a:prstGeom prst="rect">
+                      <a:avLst/>
+                    </a:prstGeom>
                   </pic:spPr>
                 </pic:pic>
               </a:graphicData>
@@ -2031,7 +2038,7 @@
     </w:p>
     <w:p>
       <w:pPr>
-        <w:pStyle w:val="H1S"/>
+        <w:pStyle w:val="2"/>
       </w:pPr>
       <w:r>
         <w:t>BƯỚC 2 — Lớp dữ liệu: 4 bảng trên Supabase</w:t>
@@ -2039,7 +2046,7 @@
     </w:p>
     <w:p>
       <w:pPr>
-        <w:pStyle w:val="2"/>
+        <w:pStyle w:val="3"/>
       </w:pPr>
       <w:r>
         <w:t>Mục tiêu</w:t>
@@ -2052,7 +2059,7 @@
     </w:p>
     <w:p>
       <w:pPr>
-        <w:pStyle w:val="2"/>
+        <w:pStyle w:val="3"/>
       </w:pPr>
       <w:r>
         <w:t>Cách kiểm tra (SQL trên Supabase SQL Editor)</w:t>
@@ -2067,7 +2074,7 @@
       <w:r>
         <w:rPr>
           <w:rFonts w:ascii="Consolas" w:hAnsi="Consolas"/>
-          <w:sz w:val="20"/>
+          <w:sz w:val="17"/>
         </w:rPr>
         <w:t>-- 1) 4 bảng có tồn tại trong schema public?</w:t>
       </w:r>
@@ -2076,7 +2083,7 @@
       <w:r>
         <w:rPr>
           <w:rFonts w:ascii="Consolas" w:hAnsi="Consolas"/>
-          <w:sz w:val="20"/>
+          <w:sz w:val="17"/>
         </w:rPr>
         <w:t>select table_name</w:t>
       </w:r>
@@ -2085,7 +2092,7 @@
       <w:r>
         <w:rPr>
           <w:rFonts w:ascii="Consolas" w:hAnsi="Consolas"/>
-          <w:sz w:val="20"/>
+          <w:sz w:val="17"/>
         </w:rPr>
         <w:t>from information_schema.tables</w:t>
       </w:r>
@@ -2094,7 +2101,7 @@
       <w:r>
         <w:rPr>
           <w:rFonts w:ascii="Consolas" w:hAnsi="Consolas"/>
-          <w:sz w:val="20"/>
+          <w:sz w:val="17"/>
         </w:rPr>
         <w:t>where table_schema = 'public'</w:t>
       </w:r>
@@ -2103,7 +2110,7 @@
       <w:r>
         <w:rPr>
           <w:rFonts w:ascii="Consolas" w:hAnsi="Consolas"/>
-          <w:sz w:val="20"/>
+          <w:sz w:val="17"/>
         </w:rPr>
         <w:t xml:space="preserve">  and table_name in ('users','user_tokens','notifications','transfers')</w:t>
       </w:r>
@@ -2112,24 +2119,17 @@
       <w:r>
         <w:rPr>
           <w:rFonts w:ascii="Consolas" w:hAnsi="Consolas"/>
-          <w:sz w:val="20"/>
+          <w:sz w:val="17"/>
         </w:rPr>
         <w:t>order by table_name;</w:t>
       </w:r>
     </w:p>
-    <w:p>
-      <w:r>
-        <w:rPr>
-          <w:rFonts w:ascii="Consolas" w:hAnsi="Consolas"/>
-          <w:sz w:val="20"/>
-        </w:rPr>
-      </w:r>
-    </w:p>
-    <w:p>
-      <w:r>
-        <w:rPr>
-          <w:rFonts w:ascii="Consolas" w:hAnsi="Consolas"/>
-          <w:sz w:val="20"/>
+    <w:p/>
+    <w:p>
+      <w:r>
+        <w:rPr>
+          <w:rFonts w:ascii="Consolas" w:hAnsi="Consolas"/>
+          <w:sz w:val="17"/>
         </w:rPr>
         <w:t>-- 2) Cột + kiểu dữ liệu của từng bảng</w:t>
       </w:r>
@@ -2138,7 +2138,7 @@
       <w:r>
         <w:rPr>
           <w:rFonts w:ascii="Consolas" w:hAnsi="Consolas"/>
-          <w:sz w:val="20"/>
+          <w:sz w:val="17"/>
         </w:rPr>
         <w:t>select table_name, column_name, data_type, is_nullable</w:t>
       </w:r>
@@ -2147,7 +2147,7 @@
       <w:r>
         <w:rPr>
           <w:rFonts w:ascii="Consolas" w:hAnsi="Consolas"/>
-          <w:sz w:val="20"/>
+          <w:sz w:val="17"/>
         </w:rPr>
         <w:t>from information_schema.columns</w:t>
       </w:r>
@@ -2156,7 +2156,7 @@
       <w:r>
         <w:rPr>
           <w:rFonts w:ascii="Consolas" w:hAnsi="Consolas"/>
-          <w:sz w:val="20"/>
+          <w:sz w:val="17"/>
         </w:rPr>
         <w:t>where table_schema = 'public'</w:t>
       </w:r>
@@ -2165,7 +2165,7 @@
       <w:r>
         <w:rPr>
           <w:rFonts w:ascii="Consolas" w:hAnsi="Consolas"/>
-          <w:sz w:val="20"/>
+          <w:sz w:val="17"/>
         </w:rPr>
         <w:t xml:space="preserve">  and table_name in ('users','user_tokens','notifications','transfers')</w:t>
       </w:r>
@@ -2174,24 +2174,17 @@
       <w:r>
         <w:rPr>
           <w:rFonts w:ascii="Consolas" w:hAnsi="Consolas"/>
-          <w:sz w:val="20"/>
+          <w:sz w:val="17"/>
         </w:rPr>
         <w:t>order by table_name, ordinal_position;</w:t>
       </w:r>
     </w:p>
-    <w:p>
-      <w:r>
-        <w:rPr>
-          <w:rFonts w:ascii="Consolas" w:hAnsi="Consolas"/>
-          <w:sz w:val="20"/>
-        </w:rPr>
-      </w:r>
-    </w:p>
-    <w:p>
-      <w:r>
-        <w:rPr>
-          <w:rFonts w:ascii="Consolas" w:hAnsi="Consolas"/>
-          <w:sz w:val="20"/>
+    <w:p/>
+    <w:p>
+      <w:r>
+        <w:rPr>
+          <w:rFonts w:ascii="Consolas" w:hAnsi="Consolas"/>
+          <w:sz w:val="17"/>
         </w:rPr>
         <w:t>-- 3) Ràng buộc khóa chính / unique (email, token)</w:t>
       </w:r>
@@ -2200,7 +2193,7 @@
       <w:r>
         <w:rPr>
           <w:rFonts w:ascii="Consolas" w:hAnsi="Consolas"/>
-          <w:sz w:val="20"/>
+          <w:sz w:val="17"/>
         </w:rPr>
         <w:t>select tc.table_name, tc.constraint_type, kcu.column_name</w:t>
       </w:r>
@@ -2209,7 +2202,7 @@
       <w:r>
         <w:rPr>
           <w:rFonts w:ascii="Consolas" w:hAnsi="Consolas"/>
-          <w:sz w:val="20"/>
+          <w:sz w:val="17"/>
         </w:rPr>
         <w:t>from information_schema.table_constraints tc</w:t>
       </w:r>
@@ -2218,7 +2211,7 @@
       <w:r>
         <w:rPr>
           <w:rFonts w:ascii="Consolas" w:hAnsi="Consolas"/>
-          <w:sz w:val="20"/>
+          <w:sz w:val="17"/>
         </w:rPr>
         <w:t>join information_schema.key_column_usage kcu</w:t>
       </w:r>
@@ -2227,7 +2220,7 @@
       <w:r>
         <w:rPr>
           <w:rFonts w:ascii="Consolas" w:hAnsi="Consolas"/>
-          <w:sz w:val="20"/>
+          <w:sz w:val="17"/>
         </w:rPr>
         <w:t xml:space="preserve">  on tc.constraint_name = kcu.constraint_name</w:t>
       </w:r>
@@ -2236,7 +2229,7 @@
       <w:r>
         <w:rPr>
           <w:rFonts w:ascii="Consolas" w:hAnsi="Consolas"/>
-          <w:sz w:val="20"/>
+          <w:sz w:val="17"/>
         </w:rPr>
         <w:t xml:space="preserve"> and tc.table_schema = kcu.table_schema</w:t>
       </w:r>
@@ -2245,7 +2238,7 @@
       <w:r>
         <w:rPr>
           <w:rFonts w:ascii="Consolas" w:hAnsi="Consolas"/>
-          <w:sz w:val="20"/>
+          <w:sz w:val="17"/>
         </w:rPr>
         <w:t>where tc.table_schema = 'public'</w:t>
       </w:r>
@@ -2254,7 +2247,7 @@
       <w:r>
         <w:rPr>
           <w:rFonts w:ascii="Consolas" w:hAnsi="Consolas"/>
-          <w:sz w:val="20"/>
+          <w:sz w:val="17"/>
         </w:rPr>
         <w:t xml:space="preserve">  and tc.table_name in ('users','user_tokens','notifications','transfers')</w:t>
       </w:r>
@@ -2263,7 +2256,7 @@
       <w:r>
         <w:rPr>
           <w:rFonts w:ascii="Consolas" w:hAnsi="Consolas"/>
-          <w:sz w:val="20"/>
+          <w:sz w:val="17"/>
         </w:rPr>
         <w:t xml:space="preserve">  and tc.constraint_type in ('PRIMARY KEY','UNIQUE')</w:t>
       </w:r>
@@ -2272,14 +2265,14 @@
       <w:r>
         <w:rPr>
           <w:rFonts w:ascii="Consolas" w:hAnsi="Consolas"/>
-          <w:sz w:val="20"/>
+          <w:sz w:val="17"/>
         </w:rPr>
         <w:t>order by tc.table_name, tc.constraint_type;</w:t>
       </w:r>
     </w:p>
     <w:p>
       <w:pPr>
-        <w:pStyle w:val="2"/>
+        <w:pStyle w:val="3"/>
       </w:pPr>
       <w:r>
         <w:t>users — danh tính người dùng</w:t>
@@ -2302,7 +2295,7 @@
     </w:p>
     <w:p>
       <w:pPr>
-        <w:pStyle w:val="2"/>
+        <w:pStyle w:val="3"/>
       </w:pPr>
       <w:r>
         <w:t>user_tokens — "gửi push tới MÁY NÀO"</w:t>
@@ -2330,7 +2323,7 @@
     </w:p>
     <w:p>
       <w:pPr>
-        <w:pStyle w:val="2"/>
+        <w:pStyle w:val="3"/>
       </w:pPr>
       <w:r>
         <w:t>notifications — "nguồn chân lý, ghi DB TRƯỚC khi push"</w:t>
@@ -2353,7 +2346,7 @@
     </w:p>
     <w:p>
       <w:pPr>
-        <w:pStyle w:val="2"/>
+        <w:pStyle w:val="3"/>
       </w:pPr>
       <w:r>
         <w:t>transfers — cái cớ phát sự kiện (nghiệp vụ giả lập)</w:t>
@@ -2376,7 +2369,7 @@
     </w:p>
     <w:p>
       <w:pPr>
-        <w:pStyle w:val="2"/>
+        <w:pStyle w:val="3"/>
       </w:pPr>
       <w:r>
         <w:t>Lưu ý vận hành</w:t>
@@ -2389,7 +2382,7 @@
     </w:p>
     <w:p>
       <w:pPr>
-        <w:pStyle w:val="2"/>
+        <w:pStyle w:val="3"/>
       </w:pPr>
       <w:r>
         <w:t>Kết quả xác nhận</w:t>
@@ -2411,18 +2404,21 @@
       </w:pPr>
       <w:r>
         <w:drawing>
-          <wp:inline xmlns:a="http://schemas.openxmlformats.org/drawingml/2006/main" xmlns:pic="http://schemas.openxmlformats.org/drawingml/2006/picture">
-            <wp:extent cx="5400000" cy="3358811"/>
+          <wp:inline distT="0" distB="0" distL="114300" distR="114300">
+            <wp:extent cx="5399405" cy="3358515"/>
+            <wp:effectExtent l="0" t="0" r="10795" b="9525"/>
             <wp:docPr id="12" name="Picture 12"/>
             <wp:cNvGraphicFramePr>
-              <a:graphicFrameLocks noChangeAspect="1"/>
+              <a:graphicFrameLocks xmlns:a="http://schemas.openxmlformats.org/drawingml/2006/main" noChangeAspect="1"/>
             </wp:cNvGraphicFramePr>
-            <a:graphic>
+            <a:graphic xmlns:a="http://schemas.openxmlformats.org/drawingml/2006/main">
               <a:graphicData uri="http://schemas.openxmlformats.org/drawingml/2006/picture">
-                <pic:pic>
+                <pic:pic xmlns:pic="http://schemas.openxmlformats.org/drawingml/2006/picture">
                   <pic:nvPicPr>
-                    <pic:cNvPr id="0" name="Screenshot 2026-06-11 175035.png"/>
-                    <pic:cNvPicPr/>
+                    <pic:cNvPr id="12" name="Picture 12"/>
+                    <pic:cNvPicPr>
+                      <a:picLocks noChangeAspect="1"/>
+                    </pic:cNvPicPr>
                   </pic:nvPicPr>
                   <pic:blipFill>
                     <a:blip r:embed="rId18"/>
@@ -2435,6 +2431,788 @@
                       <a:off x="0" y="0"/>
                       <a:ext cx="5400000" cy="3358811"/>
                     </a:xfrm>
+                    <a:prstGeom prst="rect">
+                      <a:avLst/>
+                    </a:prstGeom>
+                  </pic:spPr>
+                </pic:pic>
+              </a:graphicData>
+            </a:graphic>
+          </wp:inline>
+        </w:drawing>
+      </w:r>
+    </w:p>
+    <w:p>
+      <w:pPr>
+        <w:pStyle w:val="2"/>
+      </w:pPr>
+      <w:r>
+        <w:t>BƯỚC 3 — Tầng điều phối: vòng đời token và fan-out</w:t>
+      </w:r>
+    </w:p>
+    <w:p>
+      <w:pPr>
+        <w:pStyle w:val="3"/>
+      </w:pPr>
+      <w:r>
+        <w:t>Mục tiêu</w:t>
+      </w:r>
+    </w:p>
+    <w:p>
+      <w:r>
+        <w:t>Chứng minh tầng điều phối (NotificationService + vòng đời token) chạy đúng CHỈ bằng curl + truy vấn DB, KHÔNG cần app Flutter. Push FCM cố tình fail (token giả) để soi xem lịch sử trong DB có còn đủ không.</w:t>
+      </w:r>
+    </w:p>
+    <w:p>
+      <w:pPr>
+        <w:pStyle w:val="3"/>
+      </w:pPr>
+      <w:r>
+        <w:t>Pha 1 — Vòng đời token (INSERT / UPDATE / DELETE)</w:t>
+      </w:r>
+    </w:p>
+    <w:p>
+      <w:r>
+        <w:t>Ba thao tác trên bảng user_tokens trả lời câu hỏi "gửi push tới máy nào".</w:t>
+      </w:r>
+    </w:p>
+    <w:p>
+      <w:r>
+        <w:rPr>
+          <w:rFonts w:ascii="Consolas" w:hAnsi="Consolas"/>
+          <w:sz w:val="17"/>
+        </w:rPr>
+        <w:t># (a) login -&gt; INSERT token cho thiết bị</w:t>
+      </w:r>
+    </w:p>
+    <w:p>
+      <w:r>
+        <w:rPr>
+          <w:rFonts w:ascii="Consolas" w:hAnsi="Consolas"/>
+          <w:sz w:val="17"/>
+        </w:rPr>
+        <w:t>curl -X POST http://localhost:8080/auth/login -H "Content-Type: application/json" \</w:t>
+      </w:r>
+    </w:p>
+    <w:p>
+      <w:r>
+        <w:rPr>
+          <w:rFonts w:ascii="Consolas" w:hAnsi="Consolas"/>
+          <w:sz w:val="17"/>
+        </w:rPr>
+        <w:t xml:space="preserve">  -d '{"email":"...","displayName":"An","fcmToken":"FAKE_TOKEN_1","deviceInfo":"curl-test"}'</w:t>
+      </w:r>
+    </w:p>
+    <w:p>
+      <w:r>
+        <w:rPr>
+          <w:rFonts w:ascii="Consolas" w:hAnsi="Consolas"/>
+          <w:sz w:val="17"/>
+        </w:rPr>
+        <w:t># (b) onTokenRefresh -&gt; UPDATE (cùng id, đổi token)</w:t>
+      </w:r>
+    </w:p>
+    <w:p>
+      <w:r>
+        <w:rPr>
+          <w:rFonts w:ascii="Consolas" w:hAnsi="Consolas"/>
+          <w:sz w:val="17"/>
+        </w:rPr>
+        <w:t>curl -X PUT http://localhost:8080/auth/fcm-token -H "Content-Type: application/json" \</w:t>
+      </w:r>
+    </w:p>
+    <w:p>
+      <w:r>
+        <w:rPr>
+          <w:rFonts w:ascii="Consolas" w:hAnsi="Consolas"/>
+          <w:sz w:val="17"/>
+        </w:rPr>
+        <w:t xml:space="preserve">  -d '{"oldToken":"FAKE_TOKEN_1","newToken":"FAKE_TOKEN_2"}'</w:t>
+      </w:r>
+    </w:p>
+    <w:p>
+      <w:r>
+        <w:rPr>
+          <w:rFonts w:ascii="Consolas" w:hAnsi="Consolas"/>
+          <w:sz w:val="17"/>
+        </w:rPr>
+        <w:t># (c) logout -&gt; DELETE (chốt bảo mật: máy cũ hết nhận noti)</w:t>
+      </w:r>
+    </w:p>
+    <w:p>
+      <w:r>
+        <w:rPr>
+          <w:rFonts w:ascii="Consolas" w:hAnsi="Consolas"/>
+          <w:sz w:val="17"/>
+        </w:rPr>
+        <w:t>curl -X POST http://localhost:8080/auth/logout -H "Content-Type: application/json" \</w:t>
+      </w:r>
+    </w:p>
+    <w:p>
+      <w:r>
+        <w:rPr>
+          <w:rFonts w:ascii="Consolas" w:hAnsi="Consolas"/>
+          <w:sz w:val="17"/>
+        </w:rPr>
+        <w:t xml:space="preserve">  -d '{"fcmToken":"FAKE_TOKEN_2"}'</w:t>
+      </w:r>
+    </w:p>
+    <w:p>
+      <w:r>
+        <w:t>Kết quả đối chiếu DB:</w:t>
+      </w:r>
+    </w:p>
+    <w:p>
+      <w:r>
+        <w:t>• Sau (a): user_tokens có 1 dòng id=1, token=FAKE_TOKEN_1 -&gt; INSERT đúng.</w:t>
+      </w:r>
+    </w:p>
+    <w:p>
+      <w:r>
+        <w:t>• Sau (b): VẪN id=1, token đổi thành FAKE_TOKEN_2 -&gt; UPDATE đúng (không tạo dòng mới).</w:t>
+      </w:r>
+    </w:p>
+    <w:p>
+      <w:r>
+        <w:t>• Sau (c): không còn dòng nào -&gt; DELETE đúng. Đây là chốt bảo mật: không xoá token thì máy cũ vẫn nhận biến động số dư của tài khoản đã đăng xuất.</w:t>
+      </w:r>
+    </w:p>
+    <w:p>
+      <w:pPr>
+        <w:pStyle w:val="3"/>
+      </w:pPr>
+      <w:r>
+        <w:t>Pha 2 — Sự kiện transfer (OTP qua email)</w:t>
+      </w:r>
+    </w:p>
+    <w:p>
+      <w:r>
+        <w:rPr>
+          <w:rFonts w:ascii="Consolas" w:hAnsi="Consolas"/>
+          <w:sz w:val="17"/>
+        </w:rPr>
+        <w:t># login lại An + Bình (mỗi máy 1 token giả), rồi tạo lệnh chuyển</w:t>
+      </w:r>
+    </w:p>
+    <w:p>
+      <w:r>
+        <w:rPr>
+          <w:rFonts w:ascii="Consolas" w:hAnsi="Consolas"/>
+          <w:sz w:val="17"/>
+        </w:rPr>
+        <w:t>curl -X POST http://localhost:8080/demo/transfers -H "Content-Type: application/json" \</w:t>
+      </w:r>
+    </w:p>
+    <w:p>
+      <w:r>
+        <w:rPr>
+          <w:rFonts w:ascii="Consolas" w:hAnsi="Consolas"/>
+          <w:sz w:val="17"/>
+        </w:rPr>
+        <w:t xml:space="preserve">  -d '{"fromEmail":"&lt;An&gt;","toEmail":"&lt;Binh&gt;","amount":100000}'</w:t>
+      </w:r>
+    </w:p>
+    <w:p>
+      <w:r>
+        <w:rPr>
+          <w:rFonts w:ascii="Consolas" w:hAnsi="Consolas"/>
+          <w:sz w:val="17"/>
+        </w:rPr>
+        <w:t># -&gt; {"transferId":1,"status":"PENDING","message":"OTP đã gửi về email"}</w:t>
+      </w:r>
+    </w:p>
+    <w:p>
+      <w:r>
+        <w:rPr>
+          <w:rFonts w:ascii="Consolas" w:hAnsi="Consolas"/>
+          <w:sz w:val="17"/>
+        </w:rPr>
+        <w:t># lấy OTP thẳng từ DB (không cần đọc mail)</w:t>
+      </w:r>
+    </w:p>
+    <w:p>
+      <w:r>
+        <w:rPr>
+          <w:rFonts w:ascii="Consolas" w:hAnsi="Consolas"/>
+          <w:sz w:val="17"/>
+        </w:rPr>
+        <w:t>#   select id, status, otp_code from transfers;  -&gt; otp_code = 243206</w:t>
+      </w:r>
+    </w:p>
+    <w:p>
+      <w:r>
+        <w:rPr>
+          <w:rFonts w:ascii="Consolas" w:hAnsi="Consolas"/>
+          <w:sz w:val="17"/>
+        </w:rPr>
+        <w:t>curl -X POST http://localhost:8080/demo/transfers/1/verify -H "Content-Type: application/json" \</w:t>
+      </w:r>
+    </w:p>
+    <w:p>
+      <w:r>
+        <w:rPr>
+          <w:rFonts w:ascii="Consolas" w:hAnsi="Consolas"/>
+          <w:sz w:val="17"/>
+        </w:rPr>
+        <w:t xml:space="preserve">  -d '{"otp":"243206"}'   # -&gt; {"status":"SUCCESS"}</w:t>
+      </w:r>
+    </w:p>
+    <w:p>
+      <w:r>
+        <w:t>• Transfer được tạo (status PENDING), OTP sinh và lưu DB; verify đúng OTP -&gt; status SUCCESS -&gt; phát sự kiện "giao dịch thành công" cho cả hai phía.</w:t>
+      </w:r>
+    </w:p>
+    <w:p>
+      <w:r>
+        <w:t>• LƯU Ý về email: backend log KHÔNG có lỗi mail, nhưng email vẫn KHÔNG về inbox — xem BUG bên dưới (thiếu From). Vì OTP lấy thẳng từ DB nên bước verify không phụ thuộc email.</w:t>
+      </w:r>
+    </w:p>
+    <w:p>
+      <w:pPr>
+        <w:pStyle w:val="3"/>
+      </w:pPr>
+      <w:r>
+        <w:t>Pha 3 — Fan-out: GHI DB TRƯỚC, push chỉ là kênh đánh thức</w:t>
+      </w:r>
+    </w:p>
+    <w:p>
+      <w:r>
+        <w:t>Log backend in đủ 3 bước cho TỪNG user:</w:t>
+      </w:r>
+    </w:p>
+    <w:p>
+      <w:r>
+        <w:rPr>
+          <w:rFonts w:ascii="Consolas" w:hAnsi="Consolas"/>
+          <w:sz w:val="17"/>
+        </w:rPr>
+        <w:t>[1/3] Đã ghi notifications (id=1) cho user=1</w:t>
+      </w:r>
+    </w:p>
+    <w:p>
+      <w:r>
+        <w:rPr>
+          <w:rFonts w:ascii="Consolas" w:hAnsi="Consolas"/>
+          <w:sz w:val="17"/>
+        </w:rPr>
+        <w:t>[2/3] User 1 có 1 thiết bị</w:t>
+      </w:r>
+    </w:p>
+    <w:p>
+      <w:r>
+        <w:rPr>
+          <w:rFonts w:ascii="Consolas" w:hAnsi="Consolas"/>
+          <w:sz w:val="17"/>
+        </w:rPr>
+        <w:t>ERROR FcmService : FCM lỗi: INVALID_ARGUMENT (token giả)</w:t>
+      </w:r>
+    </w:p>
+    <w:p>
+      <w:r>
+        <w:rPr>
+          <w:rFonts w:ascii="Consolas" w:hAnsi="Consolas"/>
+          <w:sz w:val="17"/>
+        </w:rPr>
+        <w:t>[3/3] Fan-out xong cho user=1</w:t>
+      </w:r>
+    </w:p>
+    <w:p>
+      <w:r>
+        <w:rPr>
+          <w:rFonts w:ascii="Consolas" w:hAnsi="Consolas"/>
+          <w:sz w:val="17"/>
+        </w:rPr>
+        <w:t>[1/3] Đã ghi notifications (id=2) cho user=2</w:t>
+      </w:r>
+    </w:p>
+    <w:p>
+      <w:r>
+        <w:rPr>
+          <w:rFonts w:ascii="Consolas" w:hAnsi="Consolas"/>
+          <w:sz w:val="17"/>
+        </w:rPr>
+        <w:t>[2/3] User 2 có 1 thiết bị</w:t>
+      </w:r>
+    </w:p>
+    <w:p>
+      <w:r>
+        <w:rPr>
+          <w:rFonts w:ascii="Consolas" w:hAnsi="Consolas"/>
+          <w:sz w:val="17"/>
+        </w:rPr>
+        <w:t>ERROR FcmService : FCM lỗi: INVALID_ARGUMENT (token giả)</w:t>
+      </w:r>
+    </w:p>
+    <w:p>
+      <w:r>
+        <w:rPr>
+          <w:rFonts w:ascii="Consolas" w:hAnsi="Consolas"/>
+          <w:sz w:val="17"/>
+        </w:rPr>
+        <w:t>[3/3] Fan-out xong cho user=2</w:t>
+      </w:r>
+    </w:p>
+    <w:p>
+      <w:r>
+        <w:t>Đối chiếu DB bảng notifications: ĐÚNG 2 dòng — user 1 (An) TRANSFER_OUT, user 2 (Bình) TRANSFER_IN.</w:t>
+      </w:r>
+    </w:p>
+    <w:p>
+      <w:r>
+        <w:t>• Đây là minh chứng SỐNG cho nguyên tắc: ghi DB TRƯỚC rồi mới push. Push FCM fail hoàn toàn (token giả) nhưng bảng notifications vẫn đủ dòng -&gt; màn hình lịch sử trong app vẫn hiển thị đầy đủ. DB là NGUỒN CHÂN LÝ, push chỉ là KÊNH ĐÁNH THỨC.</w:t>
+      </w:r>
+    </w:p>
+    <w:p>
+      <w:pPr>
+        <w:pStyle w:val="3"/>
+      </w:pPr>
+      <w:r>
+        <w:t>BUG 1 — Token giả không kích hoạt dọn token chết</w:t>
+      </w:r>
+    </w:p>
+    <w:p>
+      <w:r>
+        <w:rPr>
+          <w:b/>
+          <w:color w:val="C0392B"/>
+        </w:rPr>
+        <w:t>BUG: Token giả KHÔNG kích hoạt nhánh dọn token chết. FCM trả mã INVALID_ARGUMENT ("The registration token is not a valid FCM registration token"), KHÔNG phải UNREGISTERED. Mà FcmService chỉ gọi onDeadToken khi mã là UNREGISTERED, nên cả FAKE_TOKEN_A/FAKE_TOKEN_B vẫn còn nguyên trong user_tokens sau fan-out.</w:t>
+      </w:r>
+    </w:p>
+    <w:p>
+      <w:r>
+        <w:t>• Vì sao: INVALID_ARGUMENT = token SAI ĐỊNH DẠNG; UNREGISTERED = token ĐÚNG ĐỊNH DẠNG nhưng thiết bị đã gỡ app/token hết hiệu lực. Đây là hai tình huống khác nhau và việc chỉ dọn khi UNREGISTERED là CỐ Ý (không xoá nhầm token vì lỗi tạm thời).</w:t>
+      </w:r>
+    </w:p>
+    <w:p>
+      <w:r>
+        <w:t>• Hệ quả cho demo: muốn quan sát đúng nhánh "UNREGISTERED -&gt; DELETE" thì phải dùng một FCM token THẬT đã hết hiệu lực (gỡ app rồi gửi lại), không thể dùng chuỗi giả.</w:t>
+      </w:r>
+    </w:p>
+    <w:p>
+      <w:pPr>
+        <w:pStyle w:val="3"/>
+      </w:pPr>
+      <w:r>
+        <w:t>BUG 2 — Email không về inbox: thiếu From (Brevo đánh Error)</w:t>
+      </w:r>
+    </w:p>
+    <w:p>
+      <w:r>
+        <w:rPr>
+          <w:b/>
+          <w:color w:val="C0392B"/>
+        </w:rPr>
+        <w:t>BUG: Email OTP/biên lai KHÔNG về inbox dù backend log sạch. Nguyên nhân: EmailService (bản SMTP) không set From — SimpleMailMessage chỉ có setTo/setSubject/setText. Brevo nhận ở tầng SMTP (250) nên backend không thấy exception, NHƯNG sau đó Brevo đánh Error vì email From rỗng (sender bắt buộc phải verify).</w:t>
+      </w:r>
+    </w:p>
+    <w:p>
+      <w:r>
+        <w:t>• Bằng chứng trên Brevo Logs: 2 dòng "[NotifyDemo] Mã xác thực giao dịch" và "[NotifyDemo] Biên lai giao dịch" có Events = Error, cột From = None.</w:t>
+      </w:r>
+    </w:p>
+    <w:p>
+      <w:r>
+        <w:t>• Cách sửa (tối thiểu, 2 file): thêm app.mail.from=${MAIL_FROM} vào application.yml; trong EmailService inject from và gọi msg.setFrom(from) với sender đã verify (visualedu.info@gmail.com).</w:t>
+      </w:r>
+    </w:p>
+    <w:p>
+      <w:r>
+        <w:t>• Sau khi sửa, bật mail.debug thấy hội thoại SMTP: MAIL FROM:&lt;visualedu.info@gmail.com&gt; -&gt; 250 accepting; From: visualedu.info@gmail.com; 250 OK: queued -&gt; Brevo chuyển trạng thái Delivered/Sent.</w:t>
+      </w:r>
+    </w:p>
+    <w:p>
+      <w:pPr>
+        <w:pStyle w:val="3"/>
+      </w:pPr>
+      <w:r>
+        <w:t>Cách kiểm tra log trên Brevo</w:t>
+      </w:r>
+    </w:p>
+    <w:p>
+      <w:r>
+        <w:t>• Đăng nhập Brevo -&gt; menu Transactional -&gt; Email -&gt; Logs (hoặc Statistics -&gt; Email -&gt; Logs).</w:t>
+      </w:r>
+    </w:p>
+    <w:p>
+      <w:r>
+        <w:t>• Lọc theo Recipient (To) bằng email người nhận, hoặc theo khoảng ngày.</w:t>
+      </w:r>
+    </w:p>
+    <w:p>
+      <w:r>
+        <w:t>• Mỗi email có chuỗi Events: Sent -&gt; Delivered -&gt; Opened... Nếu thấy Error nghĩa là bị từ chối; bấm icon con mắt để xem chi tiết lý do.</w:t>
+      </w:r>
+    </w:p>
+    <w:p>
+      <w:r>
+        <w:t>• Cột From rất quan trọng: From = None tức email thiếu sender -&gt; chắc chắn lỗi. From phải là địa chỉ đã verify trong Senders.</w:t>
+      </w:r>
+    </w:p>
+    <w:p>
+      <w:r>
+        <w:t>• Mẹo: nếu backend log "gửi xong" mà Brevo vẫn không có dòng nào, kiểm tra api/SMTP credentials; nếu có dòng nhưng Error, đọc lý do (thiếu From, sender chưa verify, vượt hạn mức).</w:t>
+      </w:r>
+    </w:p>
+    <w:p/>
+    <w:p>
+      <w:r>
+        <w:drawing>
+          <wp:inline distT="0" distB="0" distL="114300" distR="114300">
+            <wp:extent cx="5263515" cy="2844165"/>
+            <wp:effectExtent l="0" t="0" r="9525" b="5715"/>
+            <wp:docPr id="13" name="Picture 1"/>
+            <wp:cNvGraphicFramePr>
+              <a:graphicFrameLocks xmlns:a="http://schemas.openxmlformats.org/drawingml/2006/main" noChangeAspect="1"/>
+            </wp:cNvGraphicFramePr>
+            <a:graphic xmlns:a="http://schemas.openxmlformats.org/drawingml/2006/main">
+              <a:graphicData uri="http://schemas.openxmlformats.org/drawingml/2006/picture">
+                <pic:pic xmlns:pic="http://schemas.openxmlformats.org/drawingml/2006/picture">
+                  <pic:nvPicPr>
+                    <pic:cNvPr id="13" name="Picture 1"/>
+                    <pic:cNvPicPr>
+                      <a:picLocks noChangeAspect="1"/>
+                    </pic:cNvPicPr>
+                  </pic:nvPicPr>
+                  <pic:blipFill>
+                    <a:blip r:embed="rId19"/>
+                    <a:stretch>
+                      <a:fillRect/>
+                    </a:stretch>
+                  </pic:blipFill>
+                  <pic:spPr>
+                    <a:xfrm>
+                      <a:off x="0" y="0"/>
+                      <a:ext cx="5263515" cy="2844165"/>
+                    </a:xfrm>
+                    <a:prstGeom prst="rect">
+                      <a:avLst/>
+                    </a:prstGeom>
+                    <a:noFill/>
+                    <a:ln>
+                      <a:noFill/>
+                    </a:ln>
+                  </pic:spPr>
+                </pic:pic>
+              </a:graphicData>
+            </a:graphic>
+          </wp:inline>
+        </w:drawing>
+      </w:r>
+      <w:bookmarkStart w:id="0" w:name="_GoBack"/>
+      <w:bookmarkEnd w:id="0"/>
+    </w:p>
+    <w:p>
+      <w:pPr>
+        <w:pStyle w:val="3"/>
+      </w:pPr>
+      <w:r>
+        <w:t>Kết luận</w:t>
+      </w:r>
+    </w:p>
+    <w:p>
+      <w:r>
+        <w:t>• Vòng đời token: INSERT/UPDATE/DELETE đều đúng trên Supabase.</w:t>
+      </w:r>
+    </w:p>
+    <w:p>
+      <w:r>
+        <w:t>• Sự kiện transfer: OTP sinh + lưu DB; verify chuyển SUCCESS; email ban đầu lỗi do thiếu From, đã sửa và gửi được (Brevo 250 queued).</w:t>
+      </w:r>
+    </w:p>
+    <w:p>
+      <w:r>
+        <w:t>• Fan-out: ghi DB trước, push sau; push fail nhưng notifications đủ 2 dòng.</w:t>
+      </w:r>
+    </w:p>
+    <w:p>
+      <w:r>
+        <w:t>• Toàn bộ chứng minh KHÔNG cần app Flutter, chỉ curl + SQL. Hai bug thật được phát hiện và ghi nhận (điều kiện dọn token; thiếu From email).</w:t>
+      </w:r>
+    </w:p>
+    <w:p>
+      <w:pPr>
+        <w:pStyle w:val="2"/>
+      </w:pPr>
+      <w:r>
+        <w:t>BƯỚC 4 — App Flutter: phía nhận</w:t>
+      </w:r>
+    </w:p>
+    <w:p>
+      <w:pPr>
+        <w:pStyle w:val="3"/>
+      </w:pPr>
+      <w:r>
+        <w:t>App chỉ là "tai nghe" — 3 việc</w:t>
+      </w:r>
+    </w:p>
+    <w:p>
+      <w:r>
+        <w:t>App Flutter KHÔNG chứa nghiệp vụ; nó chỉ là phía NHẬN của pipeline, làm đúng 3 việc:</w:t>
+      </w:r>
+    </w:p>
+    <w:p>
+      <w:r>
+        <w:t>• Lấy TOKEN: xin quyền thông báo + FirebaseMessaging.getToken() = "địa chỉ" của máy này, gửi lên server lúc login (INSERT user_tokens).</w:t>
+      </w:r>
+    </w:p>
+    <w:p>
+      <w:r>
+        <w:t>• LẮNG NGHE: đăng ký các handler nhận message (onMessage / onMessageOpenedApp / getInitialMessage) + subscribe topic 'all'.</w:t>
+      </w:r>
+    </w:p>
+    <w:p>
+      <w:r>
+        <w:t>• XỬ LÝ THEO TRẠNG THÁI app: foreground thì bắc cầu local notification; background/terminated thì để hệ điều hành tự hiện banner.</w:t>
+      </w:r>
+    </w:p>
+    <w:p>
+      <w:r>
+        <w:t>Mọi quyết định "gửi cho ai, ghi DB, dọn token chết" nằm ở backend — đổi app không ảnh hưởng điều phối.</w:t>
+      </w:r>
+    </w:p>
+    <w:p>
+      <w:pPr>
+        <w:pStyle w:val="3"/>
+      </w:pPr>
+      <w:r>
+        <w:t>Nghiệm thu trên máy thật (đạt)</w:t>
+      </w:r>
+    </w:p>
+    <w:p>
+      <w:r>
+        <w:t>• Build APK release thành công, mở được trên máy thật (sau khi sửa trắng màn).</w:t>
+      </w:r>
+    </w:p>
+    <w:p>
+      <w:r>
+        <w:t>• Login -&gt; user_tokens xuất hiện TOKEN THẬT dài ~142 ký tự (khác hẳn FAKE_TOKEN của test curl).</w:t>
+      </w:r>
+    </w:p>
+    <w:p>
+      <w:r>
+        <w:t>• Bắn transfer qua curl -&gt; backend FCM OK (có msgId) -&gt; máy nhận banner "Biến động số dư +250.000đ".</w:t>
+      </w:r>
+    </w:p>
+    <w:p>
+      <w:pPr>
+        <w:pStyle w:val="3"/>
+      </w:pPr>
+      <w:r>
+        <w:t>Các lỗi gặp trong quá trình thực hiện</w:t>
+      </w:r>
+    </w:p>
+    <w:p>
+      <w:r>
+        <w:rPr>
+          <w:b/>
+          <w:color w:val="C0392B"/>
+        </w:rPr>
+        <w:t>BUG: flutter analyze 4 errors — "The named parameter 'settings' is required" / "Too many positional arguments" tại local_notification_service.dart (initialize &amp; show)</w:t>
+      </w:r>
+    </w:p>
+    <w:p>
+      <w:r>
+        <w:t>Bối cảnh: chạy flutter analyze trước khi build, dính 4 lỗi ở local_notification_service.dart.</w:t>
+      </w:r>
+    </w:p>
+    <w:p>
+      <w:r>
+        <w:t>Nguyên nhân gốc: code viết theo API cũ flutter_local_notifications (v17/18) nhưng pubspec ghim ^21; v21 đổi initialize/show sang named params.</w:t>
+      </w:r>
+    </w:p>
+    <w:p>
+      <w:r>
+        <w:t>Cách sửa: chuyển 4 call-site sang named params (initialize(settings: ...), show(id: ..., title: ..., body: ..., notificationDetails: ...)); flutter analyze về 0 lỗi.</w:t>
+      </w:r>
+    </w:p>
+    <w:p>
+      <w:r>
+        <w:rPr>
+          <w:b/>
+          <w:color w:val="C0392B"/>
+        </w:rPr>
+        <w:t>BUG: New-NetFirewallRule "Access is denied" (Errno: quyền)</w:t>
+      </w:r>
+    </w:p>
+    <w:p>
+      <w:r>
+        <w:t>Bối cảnh: mở cổng 8080 cho điện thoại gọi backend qua LAN, chạy lệnh trong PowerShell thường.</w:t>
+      </w:r>
+    </w:p>
+    <w:p>
+      <w:r>
+        <w:t>Nguyên nhân gốc: tạo rule firewall là sửa cấu hình hệ thống -&gt; bắt buộc quyền Administrator; cửa sổ PowerShell đang ở quyền thường.</w:t>
+      </w:r>
+    </w:p>
+    <w:p>
+      <w:r>
+        <w:t>Cách sửa: mở PowerShell Run as administrator, chạy New-NetFirewallRule -Direction Inbound -LocalPort 8080 -Protocol TCP -Action Allow -Profile Any. Bài học: chỉ MỘT lệnh firewall này cần Admin; KHÔNG build bằng Admin vì có thể sinh file thuộc quyền admin gây lỗi quyền về sau.</w:t>
+      </w:r>
+    </w:p>
+    <w:p>
+      <w:r>
+        <w:rPr>
+          <w:b/>
+          <w:color w:val="C0392B"/>
+        </w:rPr>
+        <w:t>BUG: firebase login mở nhầm trình duyệt Edge (không đúng tài khoản Google)</w:t>
+      </w:r>
+    </w:p>
+    <w:p>
+      <w:r>
+        <w:t>Bối cảnh: chạy firebase login để cấu hình FlutterFire; trình duyệt mặc định Windows là Edge trong khi tài khoản Google nằm ở Chrome.</w:t>
+      </w:r>
+    </w:p>
+    <w:p>
+      <w:r>
+        <w:t>Nguyên nhân gốc: firebase login mở URL OAuth bằng trình duyệt MẶC ĐỊNH của hệ điều hành, không phải trình duyệt đang đăng nhập Google.</w:t>
+      </w:r>
+    </w:p>
+    <w:p>
+      <w:r>
+        <w:t>Cách sửa: firebase login --no-localhost -&gt; copy URL, mở thủ công bằng Chrome -&gt; đăng nhập -&gt; dán authorization code ngược lại terminal.</w:t>
+      </w:r>
+    </w:p>
+    <w:p>
+      <w:r>
+        <w:rPr>
+          <w:b/>
+          <w:color w:val="C0392B"/>
+        </w:rPr>
+        <w:t>BUG: 'flutterfire' is not recognized as an internal or external command</w:t>
+      </w:r>
+    </w:p>
+    <w:p>
+      <w:r>
+        <w:t>Bối cảnh: chạy flutterfire configure ngay sau khi dart pub global activate flutterfire_cli.</w:t>
+      </w:r>
+    </w:p>
+    <w:p>
+      <w:r>
+        <w:t>Nguyên nhân gốc: lệnh activate cài binary vào %LOCALAPPDATA%\Pub\Cache\bin nhưng thư mục này chưa nằm trong PATH.</w:t>
+      </w:r>
+    </w:p>
+    <w:p>
+      <w:r>
+        <w:t>Cách sửa: thêm %LOCALAPPDATA%\Pub\Cache\bin vào PATH (phiên hiện tại bằng set PATH=...; vĩnh viễn bằng SetEnvironmentVariable mức User), mở terminal mới.</w:t>
+      </w:r>
+    </w:p>
+    <w:p>
+      <w:r>
+        <w:rPr>
+          <w:b/>
+          <w:color w:val="C0392B"/>
+        </w:rPr>
+        <w:t>BUG: 'adb' is not recognized as an internal or external command</w:t>
+      </w:r>
+    </w:p>
+    <w:p>
+      <w:r>
+        <w:t>Bối cảnh: cần adb để cài APK + xem logcat trên máy thật.</w:t>
+      </w:r>
+    </w:p>
+    <w:p>
+      <w:r>
+        <w:t>Nguyên nhân gốc: cùng họ với lỗi flutterfire — Android SDK ở %LOCALAPPDATA%\Android\Sdk nhưng platform-tools chưa nằm trong PATH.</w:t>
+      </w:r>
+    </w:p>
+    <w:p>
+      <w:r>
+        <w:t>Cách sửa: thêm %LOCALAPPDATA%\Android\Sdk\platform-tools vào PATH (như trên). Nhận xét: 2 lỗi cùng pattern -&gt; trên Windows, tool cài qua package manager thường KHÔNG tự thêm vào PATH, phải tự nối tay.</w:t>
+      </w:r>
+    </w:p>
+    <w:p>
+      <w:r>
+        <w:rPr>
+          <w:b/>
+          <w:color w:val="C0392B"/>
+        </w:rPr>
+        <w:t>BUG: Device not authorized — adb devices báo "unauthorized"</w:t>
+      </w:r>
+    </w:p>
+    <w:p>
+      <w:r>
+        <w:t>Bối cảnh: cắm USB, flutter doctor/adb thấy thiết bị nhưng không dùng được.</w:t>
+      </w:r>
+    </w:p>
+    <w:p>
+      <w:r>
+        <w:t>Nguyên nhân gốc: máy chưa chấp nhận hộp thoại "Allow USB debugging" từ máy tính này -&gt; adb chưa được uỷ quyền.</w:t>
+      </w:r>
+    </w:p>
+    <w:p>
+      <w:r>
+        <w:t>Cách sửa: trên điện thoại tick "Always allow from this computer" -&gt; Allow; adb devices chuyển từ unauthorized sang device.</w:t>
+      </w:r>
+    </w:p>
+    <w:p>
+      <w:r>
+        <w:rPr>
+          <w:b/>
+          <w:color w:val="C0392B"/>
+        </w:rPr>
+        <w:t>BUG: Màn hình trắng khi mở bản release — "E/flutter: Unhandled Exception: [firebase_messaging/unknown] java.io.IOException: ... SERVICE_NOT_AVAILABLE" tại PushService.init (push_service.dart:38) -&gt; main (main.dart:12)</w:t>
+      </w:r>
+    </w:p>
+    <w:p>
+      <w:r>
+        <w:t>Bối cảnh: cài APK release lên máy thật, mở app chỉ thấy nền trắng, không vào được màn Login.</w:t>
+      </w:r>
+    </w:p>
+    <w:p>
+      <w:r>
+        <w:t>Nguyên nhân gốc: trong main(), dòng await PushService.init() gọi getToken() ném SERVICE_NOT_AVAILABLE (Firebase Installations Service không khả dụng vì mạng chặn Google); exception KHÔNG được bắt -&gt; main() dừng TRƯỚC runApp() -&gt; UI không bao giờ vẽ. (Phân biệt với triệu chứng: KHÔNG phải FirebaseApp chưa init — log có "FirebaseApp initialization successful"; KHÔNG phải R8/minify mất class; KHÔNG phải lỗi baseUrl.)</w:t>
+      </w:r>
+    </w:p>
+    <w:p>
+      <w:r>
+        <w:t>Cách sửa: bọc try-catch quanh từng init trong main.dart (Firebase.initializeApp / LocalNotificationService.init / PushService.init), log lỗi và LUÔN gọi runApp() -&gt; UI hiện kể cả khi 1 service hỏng. Xác minh bằng adb logcat: hết "Unhandled Exception", màn Login hiện.</w:t>
+      </w:r>
+    </w:p>
+    <w:p>
+      <w:pPr>
+        <w:pStyle w:val="3"/>
+      </w:pPr>
+      <w:r>
+        <w:t>Nhận xét chung</w:t>
+      </w:r>
+    </w:p>
+    <w:p>
+      <w:r>
+        <w:t>Phần lớn lỗi hôm nay là lỗi MÔI TRƯỜNG WINDOWS (quyền Administrator, PATH chưa có tool, trình duyệt mặc định sai tài khoản, USB chưa uỷ quyền) chứ KHÔNG phải lỗi logic của hệ thống. Đây đúng đặc thù giai đoạn nối app thật vào hạ tầng thật: code đã đúng từ các bước trước, việc khó nằm ở khâu dựng môi trường máy thật. Công cụ quyết định để THOÁT ĐOÁN MÒ và tìm đúng nguyên nhân trắng màn là adb logcat — đọc nguyên văn stacktrace thay vì suy diễn.</w:t>
+      </w:r>
+    </w:p>
+    <w:p>
+      <w:pPr>
+        <w:jc w:val="center"/>
+      </w:pPr>
+      <w:r>
+        <w:drawing>
+          <wp:inline xmlns:a="http://schemas.openxmlformats.org/drawingml/2006/main" xmlns:pic="http://schemas.openxmlformats.org/drawingml/2006/picture">
+            <wp:extent cx="5400000" cy="11700000"/>
+            <wp:docPr id="14" name="Picture 14"/>
+            <wp:cNvGraphicFramePr>
+              <a:graphicFrameLocks noChangeAspect="1"/>
+            </wp:cNvGraphicFramePr>
+            <a:graphic>
+              <a:graphicData uri="http://schemas.openxmlformats.org/drawingml/2006/picture">
+                <pic:pic>
+                  <pic:nvPicPr>
+                    <pic:cNvPr id="0" name="01-login-render-fixed.png"/>
+                    <pic:cNvPicPr/>
+                  </pic:nvPicPr>
+                  <pic:blipFill>
+                    <a:blip r:embed="rId22"/>
+                    <a:stretch>
+                      <a:fillRect/>
+                    </a:stretch>
+                  </pic:blipFill>
+                  <pic:spPr>
+                    <a:xfrm>
+                      <a:off x="0" y="0"/>
+                      <a:ext cx="5400000" cy="11700000"/>
+                    </a:xfrm>
                     <a:prstGeom prst="rect"/>
                   </pic:spPr>
                 </pic:pic>
@@ -2444,8 +3222,86 @@
         </w:drawing>
       </w:r>
     </w:p>
+    <w:p>
+      <w:pPr>
+        <w:jc w:val="center"/>
+      </w:pPr>
+      <w:r>
+        <w:drawing>
+          <wp:inline xmlns:a="http://schemas.openxmlformats.org/drawingml/2006/main" xmlns:pic="http://schemas.openxmlformats.org/drawingml/2006/picture">
+            <wp:extent cx="5400000" cy="11700000"/>
+            <wp:docPr id="15" name="Picture 15"/>
+            <wp:cNvGraphicFramePr>
+              <a:graphicFrameLocks noChangeAspect="1"/>
+            </wp:cNvGraphicFramePr>
+            <a:graphic>
+              <a:graphicData uri="http://schemas.openxmlformats.org/drawingml/2006/picture">
+                <pic:pic>
+                  <pic:nvPicPr>
+                    <pic:cNvPr id="0" name="02-home-real-token.png"/>
+                    <pic:cNvPicPr/>
+                  </pic:nvPicPr>
+                  <pic:blipFill>
+                    <a:blip r:embed="rId23"/>
+                    <a:stretch>
+                      <a:fillRect/>
+                    </a:stretch>
+                  </pic:blipFill>
+                  <pic:spPr>
+                    <a:xfrm>
+                      <a:off x="0" y="0"/>
+                      <a:ext cx="5400000" cy="11700000"/>
+                    </a:xfrm>
+                    <a:prstGeom prst="rect"/>
+                  </pic:spPr>
+                </pic:pic>
+              </a:graphicData>
+            </a:graphic>
+          </wp:inline>
+        </w:drawing>
+      </w:r>
+    </w:p>
+    <w:p>
+      <w:pPr>
+        <w:jc w:val="center"/>
+      </w:pPr>
+      <w:r>
+        <w:drawing>
+          <wp:inline xmlns:a="http://schemas.openxmlformats.org/drawingml/2006/main" xmlns:pic="http://schemas.openxmlformats.org/drawingml/2006/picture">
+            <wp:extent cx="5400000" cy="11700000"/>
+            <wp:docPr id="16" name="Picture 16"/>
+            <wp:cNvGraphicFramePr>
+              <a:graphicFrameLocks noChangeAspect="1"/>
+            </wp:cNvGraphicFramePr>
+            <a:graphic>
+              <a:graphicData uri="http://schemas.openxmlformats.org/drawingml/2006/picture">
+                <pic:pic>
+                  <pic:nvPicPr>
+                    <pic:cNvPr id="0" name="03-banner-real.png"/>
+                    <pic:cNvPicPr/>
+                  </pic:nvPicPr>
+                  <pic:blipFill>
+                    <a:blip r:embed="rId24"/>
+                    <a:stretch>
+                      <a:fillRect/>
+                    </a:stretch>
+                  </pic:blipFill>
+                  <pic:spPr>
+                    <a:xfrm>
+                      <a:off x="0" y="0"/>
+                      <a:ext cx="5400000" cy="11700000"/>
+                    </a:xfrm>
+                    <a:prstGeom prst="rect"/>
+                  </pic:spPr>
+                </pic:pic>
+              </a:graphicData>
+            </a:graphic>
+          </wp:inline>
+        </w:drawing>
+      </w:r>
+    </w:p>
     <w:sectPr>
-      <w:footerReference w:type="default" r:id="rId15"/>
+      <w:footerReference r:id="rId5" w:type="default"/>
       <w:pgSz w:w="11906" w:h="16838"/>
       <w:pgMar w:top="1440" w:right="1800" w:bottom="1440" w:left="1800" w:header="720" w:footer="720" w:gutter="0"/>
       <w:cols w:space="720" w:num="1"/>
@@ -2455,8 +3311,33 @@
 </w:document>
 </file>
 
+<file path=word/endnotes.xml><?xml version="1.0" encoding="utf-8"?>
+<w:endnotes xmlns:wpc="http://schemas.microsoft.com/office/word/2010/wordprocessingCanvas" xmlns:mc="http://schemas.openxmlformats.org/markup-compatibility/2006" xmlns:o="urn:schemas-microsoft-com:office:office" xmlns:r="http://schemas.openxmlformats.org/officeDocument/2006/relationships" xmlns:m="http://schemas.openxmlformats.org/officeDocument/2006/math" xmlns:v="urn:schemas-microsoft-com:vml" xmlns:wp14="http://schemas.microsoft.com/office/word/2010/wordprocessingDrawing" xmlns:wp="http://schemas.openxmlformats.org/drawingml/2006/wordprocessingDrawing" xmlns:w="http://schemas.openxmlformats.org/wordprocessingml/2006/main" xmlns:w14="http://schemas.microsoft.com/office/word/2010/wordml" xmlns:w15="http://schemas.microsoft.com/office/word/2012/wordml" xmlns:w10="urn:schemas-microsoft-com:office:word" xmlns:wpg="http://schemas.microsoft.com/office/word/2010/wordprocessingGroup" xmlns:wpi="http://schemas.microsoft.com/office/word/2010/wordprocessingInk" xmlns:wne="http://schemas.microsoft.com/office/word/2006/wordml" xmlns:wps="http://schemas.microsoft.com/office/word/2010/wordprocessingShape" xmlns:wpsCustomData="http://www.wps.cn/officeDocument/2013/wpsCustomData" mc:Ignorable="w14 w15 wp14">
+  <w:endnote w:type="separator" w:id="0">
+    <w:p>
+      <w:pPr>
+        <w:spacing w:line="240" w:lineRule="auto"/>
+      </w:pPr>
+      <w:r>
+        <w:separator/>
+      </w:r>
+    </w:p>
+  </w:endnote>
+  <w:endnote w:type="continuationSeparator" w:id="1">
+    <w:p>
+      <w:pPr>
+        <w:spacing w:line="240" w:lineRule="auto"/>
+      </w:pPr>
+      <w:r>
+        <w:continuationSeparator/>
+      </w:r>
+    </w:p>
+  </w:endnote>
+</w:endnotes>
+</file>
+
 <file path=word/footer1.xml><?xml version="1.0" encoding="utf-8"?>
-<w:ftr xmlns:w="http://schemas.openxmlformats.org/wordprocessingml/2006/main">
+<w:ftr xmlns:wpc="http://schemas.microsoft.com/office/word/2010/wordprocessingCanvas" xmlns:mc="http://schemas.openxmlformats.org/markup-compatibility/2006" xmlns:o="urn:schemas-microsoft-com:office:office" xmlns:r="http://schemas.openxmlformats.org/officeDocument/2006/relationships" xmlns:m="http://schemas.openxmlformats.org/officeDocument/2006/math" xmlns:v="urn:schemas-microsoft-com:vml" xmlns:wp14="http://schemas.microsoft.com/office/word/2010/wordprocessingDrawing" xmlns:wp="http://schemas.openxmlformats.org/drawingml/2006/wordprocessingDrawing" xmlns:w10="urn:schemas-microsoft-com:office:word" xmlns:w="http://schemas.openxmlformats.org/wordprocessingml/2006/main" xmlns:w14="http://schemas.microsoft.com/office/word/2010/wordml" xmlns:w15="http://schemas.microsoft.com/office/word/2012/wordml" xmlns:wpg="http://schemas.microsoft.com/office/word/2010/wordprocessingGroup" xmlns:wpi="http://schemas.microsoft.com/office/word/2010/wordprocessingInk" xmlns:wne="http://schemas.microsoft.com/office/word/2006/wordml" xmlns:wps="http://schemas.microsoft.com/office/word/2010/wordprocessingShape" xmlns:wpsCustomData="http://www.wps.cn/officeDocument/2013/wpsCustomData" mc:Ignorable="w14 w15 wp14">
   <w:p>
     <w:pPr>
       <w:jc w:val="center"/>
@@ -2489,6 +3370,31 @@
 </w:ftr>
 </file>
 
+<file path=word/footnotes.xml><?xml version="1.0" encoding="utf-8"?>
+<w:footnotes xmlns:wpc="http://schemas.microsoft.com/office/word/2010/wordprocessingCanvas" xmlns:mc="http://schemas.openxmlformats.org/markup-compatibility/2006" xmlns:o="urn:schemas-microsoft-com:office:office" xmlns:r="http://schemas.openxmlformats.org/officeDocument/2006/relationships" xmlns:m="http://schemas.openxmlformats.org/officeDocument/2006/math" xmlns:v="urn:schemas-microsoft-com:vml" xmlns:wp14="http://schemas.microsoft.com/office/word/2010/wordprocessingDrawing" xmlns:wp="http://schemas.openxmlformats.org/drawingml/2006/wordprocessingDrawing" xmlns:w="http://schemas.openxmlformats.org/wordprocessingml/2006/main" xmlns:w14="http://schemas.microsoft.com/office/word/2010/wordml" xmlns:w15="http://schemas.microsoft.com/office/word/2012/wordml" xmlns:w10="urn:schemas-microsoft-com:office:word" xmlns:wpg="http://schemas.microsoft.com/office/word/2010/wordprocessingGroup" xmlns:wpi="http://schemas.microsoft.com/office/word/2010/wordprocessingInk" xmlns:wne="http://schemas.microsoft.com/office/word/2006/wordml" xmlns:wps="http://schemas.microsoft.com/office/word/2010/wordprocessingShape" xmlns:wpsCustomData="http://www.wps.cn/officeDocument/2013/wpsCustomData" mc:Ignorable="w14 w15 wp14">
+  <w:footnote w:type="separator" w:id="0">
+    <w:p>
+      <w:pPr>
+        <w:spacing w:before="0" w:after="0" w:line="288" w:lineRule="auto"/>
+      </w:pPr>
+      <w:r>
+        <w:separator/>
+      </w:r>
+    </w:p>
+  </w:footnote>
+  <w:footnote w:type="continuationSeparator" w:id="1">
+    <w:p>
+      <w:pPr>
+        <w:spacing w:before="0" w:after="0" w:line="288" w:lineRule="auto"/>
+      </w:pPr>
+      <w:r>
+        <w:continuationSeparator/>
+      </w:r>
+    </w:p>
+  </w:footnote>
+</w:footnotes>
+</file>
+
 <file path=word/numbering.xml><?xml version="1.0" encoding="utf-8"?>
 <w:numbering xmlns:wpc="http://schemas.microsoft.com/office/word/2010/wordprocessingCanvas" xmlns:mc="http://schemas.openxmlformats.org/markup-compatibility/2006" xmlns:o="urn:schemas-microsoft-com:office:office" xmlns:r="http://schemas.openxmlformats.org/officeDocument/2006/relationships" xmlns:m="http://schemas.openxmlformats.org/officeDocument/2006/math" xmlns:v="urn:schemas-microsoft-com:vml" xmlns:wp14="http://schemas.microsoft.com/office/word/2010/wordprocessingDrawing" xmlns:wp="http://schemas.openxmlformats.org/drawingml/2006/wordprocessingDrawing" xmlns:w10="urn:schemas-microsoft-com:office:word" xmlns:w="http://schemas.openxmlformats.org/wordprocessingml/2006/main" xmlns:w14="http://schemas.microsoft.com/office/word/2010/wordml" xmlns:wpg="http://schemas.microsoft.com/office/word/2010/wordprocessingGroup" xmlns:wpi="http://schemas.microsoft.com/office/word/2010/wordprocessingInk" xmlns:wne="http://schemas.microsoft.com/office/word/2006/wordml" xmlns:wps="http://schemas.microsoft.com/office/word/2010/wordprocessingShape" xmlns:wpsCustomData="http://www.wps.cn/officeDocument/2013/wpsCustomData" mc:Ignorable="w14 wp14">
   <w:abstractNum w:abstractNumId="0">
@@ -2964,7 +3870,7 @@
     <w:lsdException w:qFormat="1" w:unhideWhenUsed="0" w:uiPriority="0" w:semiHidden="0" w:name="Normal"/>
     <w:lsdException w:qFormat="1" w:unhideWhenUsed="0" w:uiPriority="0" w:semiHidden="0" w:name="heading 1"/>
     <w:lsdException w:qFormat="1" w:uiPriority="0" w:name="heading 2"/>
-    <w:lsdException w:qFormat="1" w:uiPriority="0" w:name="heading 3"/>
+    <w:lsdException w:qFormat="1" w:unhideWhenUsed="0" w:uiPriority="0" w:semiHidden="0" w:name="heading 3"/>
     <w:lsdException w:qFormat="1" w:uiPriority="0" w:name="heading 4"/>
     <w:lsdException w:qFormat="1" w:uiPriority="0" w:name="heading 5"/>
     <w:lsdException w:qFormat="1" w:uiPriority="0" w:name="heading 6"/>
@@ -3053,7 +3959,7 @@
     <w:lsdException w:unhideWhenUsed="0" w:uiPriority="0" w:semiHidden="0" w:name="Document Map"/>
     <w:lsdException w:unhideWhenUsed="0" w:uiPriority="0" w:semiHidden="0" w:name="Plain Text"/>
     <w:lsdException w:unhideWhenUsed="0" w:uiPriority="0" w:semiHidden="0" w:name="E-mail Signature"/>
-    <w:lsdException w:unhideWhenUsed="0" w:uiPriority="0" w:semiHidden="0" w:name="Normal (Web)"/>
+    <w:lsdException w:qFormat="1" w:unhideWhenUsed="0" w:uiPriority="0" w:semiHidden="0" w:name="Normal (Web)"/>
     <w:lsdException w:unhideWhenUsed="0" w:uiPriority="0" w:semiHidden="0" w:name="HTML Acronym"/>
     <w:lsdException w:unhideWhenUsed="0" w:uiPriority="0" w:semiHidden="0" w:name="HTML Address"/>
     <w:lsdException w:unhideWhenUsed="0" w:uiPriority="0" w:semiHidden="0" w:name="HTML Cite"/>
@@ -3219,13 +4125,35 @@
     </w:pPr>
     <w:rPr>
       <w:rFonts w:ascii="Calibri" w:hAnsi="Calibri" w:eastAsia="Calibri" w:cs="Calibri"/>
+      <w:color w:val="222B33"/>
       <w:sz w:val="22"/>
       <w:szCs w:val="22"/>
-      <w:color w:val="222B33"/>
       <w:lang w:val="vi-VN" w:eastAsia="zh-CN" w:bidi="ar-SA"/>
     </w:rPr>
   </w:style>
   <w:style w:type="paragraph" w:styleId="2">
+    <w:name w:val="heading 1"/>
+    <w:basedOn w:val="1"/>
+    <w:next w:val="1"/>
+    <w:qFormat/>
+    <w:uiPriority w:val="0"/>
+    <w:pPr>
+      <w:keepNext/>
+      <w:pageBreakBefore/>
+      <w:pBdr>
+        <w:bottom w:val="single" w:color="457B9D" w:sz="12" w:space="6"/>
+      </w:pBdr>
+      <w:spacing w:before="120" w:after="240"/>
+      <w:outlineLvl w:val="0"/>
+    </w:pPr>
+    <w:rPr>
+      <w:b/>
+      <w:color w:val="1D3557"/>
+      <w:sz w:val="34"/>
+      <w:szCs w:val="34"/>
+    </w:rPr>
+  </w:style>
+  <w:style w:type="paragraph" w:styleId="3">
     <w:name w:val="heading 3"/>
     <w:basedOn w:val="1"/>
     <w:next w:val="1"/>
@@ -3247,13 +4175,13 @@
       <w:lang w:val="vi-VN" w:eastAsia="zh-CN" w:bidi="ar"/>
     </w:rPr>
   </w:style>
-  <w:style w:type="character" w:default="1" w:styleId="3">
+  <w:style w:type="character" w:default="1" w:styleId="4">
     <w:name w:val="Default Paragraph Font"/>
     <w:semiHidden/>
     <w:qFormat/>
     <w:uiPriority w:val="0"/>
   </w:style>
-  <w:style w:type="table" w:default="1" w:styleId="4">
+  <w:style w:type="table" w:default="1" w:styleId="5">
     <w:name w:val="Normal Table"/>
     <w:semiHidden/>
     <w:qFormat/>
@@ -3267,9 +4195,9 @@
       </w:tblCellMar>
     </w:tblPr>
   </w:style>
-  <w:style w:type="character" w:styleId="5">
+  <w:style w:type="character" w:styleId="6">
     <w:name w:val="Emphasis"/>
-    <w:basedOn w:val="3"/>
+    <w:basedOn w:val="4"/>
     <w:qFormat/>
     <w:uiPriority w:val="0"/>
     <w:rPr>
@@ -3277,63 +4205,40 @@
       <w:iCs/>
     </w:rPr>
   </w:style>
-  <w:style w:type="character" w:styleId="6">
+  <w:style w:type="character" w:styleId="7">
     <w:name w:val="HTML Code"/>
-    <w:basedOn w:val="3"/>
+    <w:basedOn w:val="4"/>
     <w:uiPriority w:val="0"/>
     <w:rPr>
       <w:rFonts w:ascii="Consolas" w:hAnsi="Consolas" w:cs="Consolas"/>
       <w:color w:val="9C3328"/>
-      <w:shd w:val="clear" w:color="auto" w:fill="F4F4F2"/>
       <w:sz w:val="20"/>
       <w:szCs w:val="20"/>
+      <w:shd w:val="clear" w:color="auto" w:fill="F4F4F2"/>
     </w:rPr>
   </w:style>
-  <w:style w:type="paragraph" w:styleId="7">
+  <w:style w:type="paragraph" w:styleId="8">
     <w:name w:val="Normal (Web)"/>
     <w:basedOn w:val="1"/>
+    <w:qFormat/>
     <w:uiPriority w:val="0"/>
   </w:style>
-  <w:style w:type="paragraph" w:styleId="H1S">
-    <w:name w:val="heading 1"/>
-    <w:basedOn w:val="1"/>
-    <w:next w:val="1"/>
+  <w:style w:type="character" w:styleId="9">
+    <w:name w:val="Strong"/>
+    <w:basedOn w:val="4"/>
     <w:qFormat/>
-    <w:pPr>
-      <w:keepNext/>
-      <w:pageBreakBefore/>
-      <w:pBdr>
-        <w:bottom w:val="single" w:sz="12" w:space="6" w:color="457B9D"/>
-      </w:pBdr>
-      <w:spacing w:before="120" w:after="240"/>
-      <w:outlineLvl w:val="0"/>
-    </w:pPr>
+    <w:uiPriority w:val="0"/>
     <w:rPr>
       <w:b/>
+      <w:bCs/>
       <w:color w:val="1D3557"/>
-      <w:sz w:val="34"/>
-      <w:szCs w:val="34"/>
     </w:rPr>
   </w:style>
-  <w:style w:type="paragraph" w:styleId="TitleS">
-    <w:name w:val="Title"/>
-    <w:basedOn w:val="1"/>
-    <w:qFormat/>
-    <w:pPr>
-      <w:spacing w:before="2400" w:after="160"/>
-      <w:jc w:val="center"/>
-    </w:pPr>
-    <w:rPr>
-      <w:b/>
-      <w:color w:val="1D3557"/>
-      <w:sz w:val="52"/>
-      <w:szCs w:val="52"/>
-    </w:rPr>
-  </w:style>
-  <w:style w:type="paragraph" w:styleId="SubS">
+  <w:style w:type="paragraph" w:styleId="10">
     <w:name w:val="Subtitle"/>
     <w:basedOn w:val="1"/>
     <w:qFormat/>
+    <w:uiPriority w:val="0"/>
     <w:pPr>
       <w:spacing w:after="120"/>
       <w:jc w:val="center"/>
@@ -3344,15 +4249,20 @@
       <w:szCs w:val="26"/>
     </w:rPr>
   </w:style>
-  <w:style w:type="character" w:styleId="8">
-    <w:name w:val="Strong"/>
-    <w:basedOn w:val="3"/>
+  <w:style w:type="paragraph" w:styleId="11">
+    <w:name w:val="Title"/>
+    <w:basedOn w:val="1"/>
     <w:qFormat/>
     <w:uiPriority w:val="0"/>
+    <w:pPr>
+      <w:spacing w:before="2400" w:after="160"/>
+      <w:jc w:val="center"/>
+    </w:pPr>
     <w:rPr>
       <w:b/>
-      <w:bCs/>
       <w:color w:val="1D3557"/>
+      <w:sz w:val="52"/>
+      <w:szCs w:val="52"/>
     </w:rPr>
   </w:style>
 </w:styles>
